--- a/docs/manuals/partner-api-guide.docx
+++ b/docs/manuals/partner-api-guide.docx
@@ -60,9 +60,214 @@
         </w:p>
       </w:sdtContent>
     </w:sdt>
+    <w:tbl>
+      <w:tblPr>
+        <w:tblStyle w:val="Table"/>
+        <w:tblW w:type="pct" w:w="5000"/>
+        <w:tblLook w:firstRow="1" w:lastRow="0" w:firstColumn="0" w:lastColumn="0" w:noHBand="0" w:noVBand="0" w:val="0020"/>
+        <w:jc w:val="start"/>
+      </w:tblPr>
+      <w:tblGrid>
+        <w:gridCol w:w="1584"/>
+        <w:gridCol w:w="1584"/>
+        <w:gridCol w:w="1584"/>
+        <w:gridCol w:w="1584"/>
+        <w:gridCol w:w="1584"/>
+      </w:tblGrid>
+      <w:tr>
+        <w:trPr>
+          <w:tblHeader w:val="true"/>
+          <w:tblHeader w:val="true"/>
+        </w:trPr>
+        <w:tc>
+          <w:tcPr>
+            <w:shd w:val="clear" w:color="auto" w:fill="213368"/>
+          </w:tcPr>
+          <w:p>
+            <w:pPr>
+              <w:pStyle w:val="Compact"/>
+              <w:spacing w:before="20" w:after="20"/>
+              <w:jc w:val="left"/>
+            </w:pPr>
+            <w:r>
+              <w:rPr>
+                <w:b/>
+                <w:color w:val="FFFFFF"/>
+                <w:sz w:val="17"/>
+              </w:rPr>
+              <w:t xml:space="preserve">Document</w:t>
+            </w:r>
+          </w:p>
+        </w:tc>
+        <w:tc>
+          <w:tcPr>
+            <w:shd w:val="clear" w:color="auto" w:fill="213368"/>
+          </w:tcPr>
+          <w:p>
+            <w:pPr>
+              <w:pStyle w:val="Compact"/>
+              <w:spacing w:before="20" w:after="20"/>
+              <w:jc w:val="left"/>
+            </w:pPr>
+            <w:r>
+              <w:rPr>
+                <w:b/>
+                <w:color w:val="FFFFFF"/>
+                <w:sz w:val="17"/>
+              </w:rPr>
+              <w:t xml:space="preserve">Version</w:t>
+            </w:r>
+          </w:p>
+        </w:tc>
+        <w:tc>
+          <w:tcPr>
+            <w:shd w:val="clear" w:color="auto" w:fill="213368"/>
+          </w:tcPr>
+          <w:p>
+            <w:pPr>
+              <w:pStyle w:val="Compact"/>
+              <w:spacing w:before="20" w:after="20"/>
+              <w:jc w:val="left"/>
+            </w:pPr>
+            <w:r>
+              <w:rPr>
+                <w:b/>
+                <w:color w:val="FFFFFF"/>
+                <w:sz w:val="17"/>
+              </w:rPr>
+              <w:t xml:space="preserve">Date</w:t>
+            </w:r>
+          </w:p>
+        </w:tc>
+        <w:tc>
+          <w:tcPr>
+            <w:shd w:val="clear" w:color="auto" w:fill="213368"/>
+          </w:tcPr>
+          <w:p>
+            <w:pPr>
+              <w:pStyle w:val="Compact"/>
+              <w:spacing w:before="20" w:after="20"/>
+              <w:jc w:val="left"/>
+            </w:pPr>
+            <w:r>
+              <w:rPr>
+                <w:b/>
+                <w:color w:val="FFFFFF"/>
+                <w:sz w:val="17"/>
+              </w:rPr>
+              <w:t xml:space="preserve">Owner</w:t>
+            </w:r>
+          </w:p>
+        </w:tc>
+        <w:tc>
+          <w:tcPr>
+            <w:shd w:val="clear" w:color="auto" w:fill="213368"/>
+          </w:tcPr>
+          <w:p>
+            <w:pPr>
+              <w:pStyle w:val="Compact"/>
+              <w:spacing w:before="20" w:after="20"/>
+              <w:jc w:val="left"/>
+            </w:pPr>
+            <w:r>
+              <w:rPr>
+                <w:b/>
+                <w:color w:val="FFFFFF"/>
+                <w:sz w:val="17"/>
+              </w:rPr>
+              <w:t xml:space="preserve">Status</w:t>
+            </w:r>
+          </w:p>
+        </w:tc>
+      </w:tr>
+      <w:tr>
+        <w:tc>
+          <w:tcPr/>
+          <w:p>
+            <w:pPr>
+              <w:pStyle w:val="Compact"/>
+              <w:spacing w:before="20" w:after="20"/>
+              <w:jc w:val="left"/>
+            </w:pPr>
+            <w:r>
+              <w:rPr>
+                <w:sz w:val="17"/>
+              </w:rPr>
+              <w:t xml:space="preserve">Partner API Guide</w:t>
+            </w:r>
+          </w:p>
+        </w:tc>
+        <w:tc>
+          <w:tcPr>
+            <w:noWrap/>
+          </w:tcPr>
+          <w:p>
+            <w:pPr>
+              <w:pStyle w:val="Compact"/>
+              <w:spacing w:before="20" w:after="20"/>
+              <w:jc w:val="left"/>
+            </w:pPr>
+            <w:r>
+              <w:rPr>
+                <w:sz w:val="17"/>
+              </w:rPr>
+              <w:t xml:space="preserve">1.0</w:t>
+            </w:r>
+          </w:p>
+        </w:tc>
+        <w:tc>
+          <w:tcPr/>
+          <w:p>
+            <w:pPr>
+              <w:pStyle w:val="Compact"/>
+              <w:spacing w:before="20" w:after="20"/>
+              <w:jc w:val="left"/>
+            </w:pPr>
+            <w:r>
+              <w:rPr>
+                <w:sz w:val="17"/>
+              </w:rPr>
+              <w:t xml:space="preserve">07 October 2026</w:t>
+            </w:r>
+          </w:p>
+        </w:tc>
+        <w:tc>
+          <w:tcPr/>
+          <w:p>
+            <w:pPr>
+              <w:pStyle w:val="Compact"/>
+              <w:spacing w:before="20" w:after="20"/>
+              <w:jc w:val="left"/>
+            </w:pPr>
+            <w:r>
+              <w:rPr>
+                <w:sz w:val="17"/>
+              </w:rPr>
+              <w:t xml:space="preserve">iorta TechNXT — Integration Engineering</w:t>
+            </w:r>
+          </w:p>
+        </w:tc>
+        <w:tc>
+          <w:tcPr/>
+          <w:p>
+            <w:pPr>
+              <w:pStyle w:val="Compact"/>
+              <w:spacing w:before="20" w:after="20"/>
+              <w:jc w:val="left"/>
+            </w:pPr>
+            <w:r>
+              <w:rPr>
+                <w:sz w:val="17"/>
+              </w:rPr>
+              <w:t xml:space="preserve">Issued for submission</w:t>
+            </w:r>
+          </w:p>
+        </w:tc>
+      </w:tr>
+    </w:tbl>
     <w:p>
       <w:pPr>
-        <w:pStyle w:val="FirstParagraph"/>
+        <w:pStyle w:val="BodyText"/>
       </w:pPr>
       <w:r>
         <w:t xml:space="preserve">For</w:t>
@@ -107,12 +312,14 @@
           <w:p>
             <w:pPr>
               <w:pStyle w:val="Compact"/>
+              <w:spacing w:before="20" w:after="20"/>
               <w:jc w:val="left"/>
             </w:pPr>
             <w:r>
               <w:rPr>
                 <w:b/>
                 <w:color w:val="FFFFFF"/>
+                <w:sz w:val="18"/>
               </w:rPr>
               <w:t xml:space="preserve">Item</w:t>
             </w:r>
@@ -125,12 +332,14 @@
           <w:p>
             <w:pPr>
               <w:pStyle w:val="Compact"/>
+              <w:spacing w:before="20" w:after="20"/>
               <w:jc w:val="left"/>
             </w:pPr>
             <w:r>
               <w:rPr>
                 <w:b/>
                 <w:color w:val="FFFFFF"/>
+                <w:sz w:val="18"/>
               </w:rPr>
               <w:t xml:space="preserve">Value</w:t>
             </w:r>
@@ -143,9 +352,13 @@
           <w:p>
             <w:pPr>
               <w:pStyle w:val="Compact"/>
-              <w:jc w:val="left"/>
-            </w:pPr>
-            <w:r>
+              <w:spacing w:before="20" w:after="20"/>
+              <w:jc w:val="left"/>
+            </w:pPr>
+            <w:r>
+              <w:rPr>
+                <w:sz w:val="18"/>
+              </w:rPr>
               <w:t xml:space="preserve">Base path</w:t>
             </w:r>
           </w:p>
@@ -155,11 +368,13 @@
           <w:p>
             <w:pPr>
               <w:pStyle w:val="Compact"/>
+              <w:spacing w:before="20" w:after="20"/>
               <w:jc w:val="left"/>
             </w:pPr>
             <w:r>
               <w:rPr>
                 <w:rStyle w:val="VerbatimChar"/>
+                <w:sz w:val="18"/>
               </w:rPr>
               <w:t xml:space="preserve">/api/partner/v1</w:t>
             </w:r>
@@ -172,9 +387,13 @@
           <w:p>
             <w:pPr>
               <w:pStyle w:val="Compact"/>
-              <w:jc w:val="left"/>
-            </w:pPr>
-            <w:r>
+              <w:spacing w:before="20" w:after="20"/>
+              <w:jc w:val="left"/>
+            </w:pPr>
+            <w:r>
+              <w:rPr>
+                <w:sz w:val="18"/>
+              </w:rPr>
               <w:t xml:space="preserve">Base URL</w:t>
             </w:r>
           </w:p>
@@ -184,9 +403,13 @@
           <w:p>
             <w:pPr>
               <w:pStyle w:val="Compact"/>
-              <w:jc w:val="left"/>
-            </w:pPr>
-            <w:r>
+              <w:spacing w:before="20" w:after="20"/>
+              <w:jc w:val="left"/>
+            </w:pPr>
+            <w:r>
+              <w:rPr>
+                <w:sz w:val="18"/>
+              </w:rPr>
               <w:t xml:space="preserve">Sandbox and production URLs are given to you by your TASCO partner manager</w:t>
             </w:r>
           </w:p>
@@ -194,34 +417,48 @@
       </w:tr>
       <w:tr>
         <w:tc>
+          <w:tcPr>
+            <w:noWrap/>
+          </w:tcPr>
+          <w:p>
+            <w:pPr>
+              <w:pStyle w:val="Compact"/>
+              <w:spacing w:before="20" w:after="20"/>
+              <w:jc w:val="left"/>
+            </w:pPr>
+            <w:r>
+              <w:rPr>
+                <w:sz w:val="18"/>
+              </w:rPr>
+              <w:t xml:space="preserve">Format</w:t>
+            </w:r>
+          </w:p>
+        </w:tc>
+        <w:tc>
           <w:tcPr/>
           <w:p>
             <w:pPr>
               <w:pStyle w:val="Compact"/>
-              <w:jc w:val="left"/>
-            </w:pPr>
-            <w:r>
-              <w:t xml:space="preserve">Format</w:t>
-            </w:r>
-          </w:p>
-        </w:tc>
-        <w:tc>
-          <w:tcPr/>
-          <w:p>
-            <w:pPr>
-              <w:pStyle w:val="Compact"/>
-              <w:jc w:val="left"/>
-            </w:pPr>
-            <w:r>
+              <w:spacing w:before="20" w:after="20"/>
+              <w:jc w:val="left"/>
+            </w:pPr>
+            <w:r>
+              <w:rPr>
+                <w:sz w:val="18"/>
+              </w:rPr>
               <w:t xml:space="preserve">JSON over HTTPS (</w:t>
             </w:r>
             <w:r>
               <w:rPr>
                 <w:rStyle w:val="VerbatimChar"/>
+                <w:sz w:val="18"/>
               </w:rPr>
               <w:t xml:space="preserve">Content-Type: application/json</w:t>
             </w:r>
             <w:r>
+              <w:rPr>
+                <w:sz w:val="18"/>
+              </w:rPr>
               <w:t xml:space="preserve">)</w:t>
             </w:r>
           </w:p>
@@ -229,48 +466,104 @@
       </w:tr>
       <w:tr>
         <w:tc>
+          <w:tcPr>
+            <w:noWrap/>
+          </w:tcPr>
+          <w:p>
+            <w:pPr>
+              <w:pStyle w:val="Compact"/>
+              <w:spacing w:before="20" w:after="20"/>
+              <w:jc w:val="left"/>
+            </w:pPr>
+            <w:r>
+              <w:rPr>
+                <w:sz w:val="18"/>
+              </w:rPr>
+              <w:t xml:space="preserve">Authentication</w:t>
+            </w:r>
+          </w:p>
+        </w:tc>
+        <w:tc>
           <w:tcPr/>
           <w:p>
             <w:pPr>
               <w:pStyle w:val="Compact"/>
-              <w:jc w:val="left"/>
-            </w:pPr>
-            <w:r>
-              <w:t xml:space="preserve">Authentication</w:t>
-            </w:r>
-          </w:p>
-        </w:tc>
-        <w:tc>
-          <w:tcPr/>
-          <w:p>
-            <w:pPr>
-              <w:pStyle w:val="Compact"/>
+              <w:spacing w:before="20" w:after="20"/>
               <w:jc w:val="left"/>
             </w:pPr>
             <w:r>
               <w:rPr>
                 <w:rStyle w:val="VerbatimChar"/>
+                <w:sz w:val="18"/>
               </w:rPr>
               <w:t xml:space="preserve">X-Api-Key</w:t>
             </w:r>
             <w:r>
+              <w:rPr>
+                <w:sz w:val="18"/>
+              </w:rPr>
               <w:t xml:space="preserve"> </w:t>
             </w:r>
             <w:r>
-              <w:t xml:space="preserve">header</w:t>
+              <w:rPr>
+                <w:sz w:val="18"/>
+              </w:rPr>
+              <w:t xml:space="preserve">header, with scopes per key</w:t>
             </w:r>
           </w:p>
         </w:tc>
       </w:tr>
       <w:tr>
         <w:tc>
+          <w:tcPr>
+            <w:noWrap/>
+          </w:tcPr>
+          <w:p>
+            <w:pPr>
+              <w:pStyle w:val="Compact"/>
+              <w:spacing w:before="20" w:after="20"/>
+              <w:jc w:val="left"/>
+            </w:pPr>
+            <w:r>
+              <w:rPr>
+                <w:sz w:val="18"/>
+              </w:rPr>
+              <w:t xml:space="preserve">Payment</w:t>
+            </w:r>
+          </w:p>
+        </w:tc>
+        <w:tc>
           <w:tcPr/>
           <w:p>
             <w:pPr>
               <w:pStyle w:val="Compact"/>
-              <w:jc w:val="left"/>
-            </w:pPr>
-            <w:r>
+              <w:spacing w:before="20" w:after="20"/>
+              <w:jc w:val="left"/>
+            </w:pPr>
+            <w:r>
+              <w:rPr>
+                <w:sz w:val="18"/>
+              </w:rPr>
+              <w:t xml:space="preserve">Partner-collected (no VETC wallet debit)</w:t>
+            </w:r>
+          </w:p>
+        </w:tc>
+      </w:tr>
+      <w:tr>
+        <w:tc>
+          <w:tcPr>
+            <w:noWrap/>
+          </w:tcPr>
+          <w:p>
+            <w:pPr>
+              <w:pStyle w:val="Compact"/>
+              <w:spacing w:before="20" w:after="20"/>
+              <w:jc w:val="left"/>
+            </w:pPr>
+            <w:r>
+              <w:rPr>
+                <w:sz w:val="18"/>
+              </w:rPr>
               <w:t xml:space="preserve">Idempotency</w:t>
             </w:r>
           </w:p>
@@ -280,42 +573,64 @@
           <w:p>
             <w:pPr>
               <w:pStyle w:val="Compact"/>
+              <w:spacing w:before="20" w:after="20"/>
               <w:jc w:val="left"/>
             </w:pPr>
             <w:r>
               <w:rPr>
                 <w:rStyle w:val="VerbatimChar"/>
+                <w:sz w:val="18"/>
               </w:rPr>
               <w:t xml:space="preserve">Idempotency-Key</w:t>
             </w:r>
             <w:r>
+              <w:rPr>
+                <w:sz w:val="18"/>
+              </w:rPr>
               <w:t xml:space="preserve"> </w:t>
             </w:r>
             <w:r>
+              <w:rPr>
+                <w:sz w:val="18"/>
+              </w:rPr>
               <w:t xml:space="preserve">header</w:t>
             </w:r>
             <w:r>
+              <w:rPr>
+                <w:sz w:val="18"/>
+              </w:rPr>
               <w:t xml:space="preserve"> </w:t>
             </w:r>
             <w:r>
               <w:rPr>
                 <w:bCs/>
                 <w:b/>
+                <w:sz w:val="18"/>
               </w:rPr>
               <w:t xml:space="preserve">required</w:t>
             </w:r>
             <w:r>
+              <w:rPr>
+                <w:sz w:val="18"/>
+              </w:rPr>
               <w:t xml:space="preserve"> </w:t>
             </w:r>
             <w:r>
+              <w:rPr>
+                <w:sz w:val="18"/>
+              </w:rPr>
               <w:t xml:space="preserve">on</w:t>
             </w:r>
             <w:r>
+              <w:rPr>
+                <w:sz w:val="18"/>
+              </w:rPr>
               <w:t xml:space="preserve"> </w:t>
             </w:r>
             <w:r>
               <w:rPr>
                 <w:rStyle w:val="VerbatimChar"/>
+                <w:sz w:val="18"/>
               </w:rPr>
               <w:t xml:space="preserve">POST /orders</w:t>
             </w:r>
@@ -328,9 +643,13 @@
           <w:p>
             <w:pPr>
               <w:pStyle w:val="Compact"/>
-              <w:jc w:val="left"/>
-            </w:pPr>
-            <w:r>
+              <w:spacing w:before="20" w:after="20"/>
+              <w:jc w:val="left"/>
+            </w:pPr>
+            <w:r>
+              <w:rPr>
+                <w:sz w:val="18"/>
+              </w:rPr>
               <w:t xml:space="preserve">Machine-readable spec</w:t>
             </w:r>
           </w:p>
@@ -340,31 +659,46 @@
           <w:p>
             <w:pPr>
               <w:pStyle w:val="Compact"/>
+              <w:spacing w:before="20" w:after="20"/>
               <w:jc w:val="left"/>
             </w:pPr>
             <w:r>
               <w:rPr>
                 <w:rStyle w:val="VerbatimChar"/>
+                <w:sz w:val="18"/>
               </w:rPr>
               <w:t xml:space="preserve">GET /api/openapi.json</w:t>
             </w:r>
             <w:r>
+              <w:rPr>
+                <w:sz w:val="18"/>
+              </w:rPr>
               <w:t xml:space="preserve"> </w:t>
             </w:r>
             <w:r>
+              <w:rPr>
+                <w:sz w:val="18"/>
+              </w:rPr>
               <w:t xml:space="preserve">(OpenAPI 3.1; partner operations are tagged</w:t>
             </w:r>
             <w:r>
+              <w:rPr>
+                <w:sz w:val="18"/>
+              </w:rPr>
               <w:t xml:space="preserve"> </w:t>
             </w:r>
             <w:r>
               <w:rPr>
                 <w:bCs/>
                 <w:b/>
+                <w:sz w:val="18"/>
               </w:rPr>
               <w:t xml:space="preserve">Partner API</w:t>
             </w:r>
             <w:r>
+              <w:rPr>
+                <w:sz w:val="18"/>
+              </w:rPr>
               <w:t xml:space="preserve">)</w:t>
             </w:r>
           </w:p>
@@ -372,40 +706,60 @@
       </w:tr>
       <w:tr>
         <w:tc>
+          <w:tcPr>
+            <w:noWrap/>
+          </w:tcPr>
+          <w:p>
+            <w:pPr>
+              <w:pStyle w:val="Compact"/>
+              <w:spacing w:before="20" w:after="20"/>
+              <w:jc w:val="left"/>
+            </w:pPr>
+            <w:r>
+              <w:rPr>
+                <w:sz w:val="18"/>
+              </w:rPr>
+              <w:t xml:space="preserve">Support</w:t>
+            </w:r>
+          </w:p>
+        </w:tc>
+        <w:tc>
           <w:tcPr/>
           <w:p>
             <w:pPr>
               <w:pStyle w:val="Compact"/>
-              <w:jc w:val="left"/>
-            </w:pPr>
-            <w:r>
-              <w:t xml:space="preserve">Support</w:t>
-            </w:r>
-          </w:p>
-        </w:tc>
-        <w:tc>
-          <w:tcPr/>
-          <w:p>
-            <w:pPr>
-              <w:pStyle w:val="Compact"/>
-              <w:jc w:val="left"/>
-            </w:pPr>
-            <w:r>
+              <w:spacing w:before="20" w:after="20"/>
+              <w:jc w:val="left"/>
+            </w:pPr>
+            <w:r>
+              <w:rPr>
+                <w:sz w:val="18"/>
+              </w:rPr>
               <w:t xml:space="preserve">Your partner manager. Quote the</w:t>
             </w:r>
             <w:r>
+              <w:rPr>
+                <w:sz w:val="18"/>
+              </w:rPr>
               <w:t xml:space="preserve"> </w:t>
             </w:r>
             <w:r>
               <w:rPr>
                 <w:rStyle w:val="VerbatimChar"/>
+                <w:sz w:val="18"/>
               </w:rPr>
               <w:t xml:space="preserve">requestId</w:t>
             </w:r>
             <w:r>
+              <w:rPr>
+                <w:sz w:val="18"/>
+              </w:rPr>
               <w:t xml:space="preserve"> </w:t>
             </w:r>
             <w:r>
+              <w:rPr>
+                <w:sz w:val="18"/>
+              </w:rPr>
               <w:t xml:space="preserve">from any error.</w:t>
             </w:r>
           </w:p>
@@ -548,6 +902,142 @@
         <w:pStyle w:val="Compact"/>
       </w:pPr>
       <w:r>
+        <w:t xml:space="preserve">Each key carries</w:t>
+      </w:r>
+      <w:r>
+        <w:t xml:space="preserve"> </w:t>
+      </w:r>
+      <w:r>
+        <w:rPr>
+          <w:bCs/>
+          <w:b/>
+        </w:rPr>
+        <w:t xml:space="preserve">scopes</w:t>
+      </w:r>
+      <w:r>
+        <w:t xml:space="preserve">, which are enforced on every call:</w:t>
+      </w:r>
+      <w:r>
+        <w:t xml:space="preserve"> </w:t>
+      </w:r>
+      <w:r>
+        <w:rPr>
+          <w:rStyle w:val="VerbatimChar"/>
+        </w:rPr>
+        <w:t xml:space="preserve">quote</w:t>
+      </w:r>
+      <w:r>
+        <w:t xml:space="preserve"> </w:t>
+      </w:r>
+      <w:r>
+        <w:t xml:space="preserve">for</w:t>
+      </w:r>
+      <w:r>
+        <w:t xml:space="preserve"> </w:t>
+      </w:r>
+      <w:r>
+        <w:rPr>
+          <w:rStyle w:val="VerbatimChar"/>
+        </w:rPr>
+        <w:t xml:space="preserve">POST /quotes</w:t>
+      </w:r>
+      <w:r>
+        <w:t xml:space="preserve">,</w:t>
+      </w:r>
+      <w:r>
+        <w:t xml:space="preserve"> </w:t>
+      </w:r>
+      <w:r>
+        <w:rPr>
+          <w:rStyle w:val="VerbatimChar"/>
+        </w:rPr>
+        <w:t xml:space="preserve">purchase</w:t>
+      </w:r>
+      <w:r>
+        <w:t xml:space="preserve"> </w:t>
+      </w:r>
+      <w:r>
+        <w:t xml:space="preserve">for</w:t>
+      </w:r>
+      <w:r>
+        <w:t xml:space="preserve"> </w:t>
+      </w:r>
+      <w:r>
+        <w:rPr>
+          <w:rStyle w:val="VerbatimChar"/>
+        </w:rPr>
+        <w:t xml:space="preserve">POST /orders</w:t>
+      </w:r>
+      <w:r>
+        <w:t xml:space="preserve">, and</w:t>
+      </w:r>
+      <w:r>
+        <w:t xml:space="preserve"> </w:t>
+      </w:r>
+      <w:r>
+        <w:rPr>
+          <w:rStyle w:val="VerbatimChar"/>
+        </w:rPr>
+        <w:t xml:space="preserve">policies:read</w:t>
+      </w:r>
+      <w:r>
+        <w:t xml:space="preserve"> </w:t>
+      </w:r>
+      <w:r>
+        <w:t xml:space="preserve">for</w:t>
+      </w:r>
+      <w:r>
+        <w:t xml:space="preserve"> </w:t>
+      </w:r>
+      <w:r>
+        <w:rPr>
+          <w:rStyle w:val="VerbatimChar"/>
+        </w:rPr>
+        <w:t xml:space="preserve">GET /policies</w:t>
+      </w:r>
+      <w:r>
+        <w:t xml:space="preserve"> </w:t>
+      </w:r>
+      <w:r>
+        <w:t xml:space="preserve">and</w:t>
+      </w:r>
+      <w:r>
+        <w:t xml:space="preserve"> </w:t>
+      </w:r>
+      <w:r>
+        <w:rPr>
+          <w:rStyle w:val="VerbatimChar"/>
+        </w:rPr>
+        <w:t xml:space="preserve">GET /statement</w:t>
+      </w:r>
+      <w:r>
+        <w:t xml:space="preserve">. A call outside your key's scopes fails with</w:t>
+      </w:r>
+      <w:r>
+        <w:t xml:space="preserve"> </w:t>
+      </w:r>
+      <w:r>
+        <w:rPr>
+          <w:rStyle w:val="VerbatimChar"/>
+        </w:rPr>
+        <w:t xml:space="preserve">403</w:t>
+      </w:r>
+      <w:r>
+        <w:t xml:space="preserve"> </w:t>
+      </w:r>
+      <w:r>
+        <w:t xml:space="preserve">("API key lacks scope …"). Keys normally carry all three.</w:t>
+      </w:r>
+    </w:p>
+    <w:p>
+      <w:pPr>
+        <w:numPr>
+          <w:ilvl w:val="0"/>
+          <w:numId w:val="1001"/>
+        </w:numPr>
+        <w:pStyle w:val="Compact"/>
+      </w:pPr>
+      <w:r>
         <w:t xml:space="preserve">Use separate keys for test and production. Rotate at least yearly.</w:t>
       </w:r>
     </w:p>
@@ -663,7 +1153,7 @@
       <w:r>
         <w:drawing>
           <wp:inline>
-            <wp:extent cx="6119999" cy="3330256"/>
+            <wp:extent cx="6119999" cy="3365128"/>
             <wp:effectExtent b="0" l="0" r="0" t="0"/>
             <wp:docPr descr="" title="" id="22" name="Picture"/>
             <a:graphic>
@@ -684,7 +1174,7 @@
                   <pic:spPr bwMode="auto">
                     <a:xfrm>
                       <a:off x="0" y="0"/>
-                      <a:ext cx="6119999" cy="3330256"/>
+                      <a:ext cx="6119999" cy="3365128"/>
                     </a:xfrm>
                     <a:prstGeom prst="rect">
                       <a:avLst/>
@@ -839,12 +1329,14 @@
           <w:p>
             <w:pPr>
               <w:pStyle w:val="Compact"/>
+              <w:spacing w:before="20" w:after="20"/>
               <w:jc w:val="left"/>
             </w:pPr>
             <w:r>
               <w:rPr>
                 <w:b/>
                 <w:color w:val="FFFFFF"/>
+                <w:sz w:val="18"/>
               </w:rPr>
               <w:t xml:space="preserve">Field</w:t>
             </w:r>
@@ -857,12 +1349,14 @@
           <w:p>
             <w:pPr>
               <w:pStyle w:val="Compact"/>
+              <w:spacing w:before="20" w:after="20"/>
               <w:jc w:val="left"/>
             </w:pPr>
             <w:r>
               <w:rPr>
                 <w:b/>
                 <w:color w:val="FFFFFF"/>
+                <w:sz w:val="18"/>
               </w:rPr>
               <w:t xml:space="preserve">Type</w:t>
             </w:r>
@@ -875,12 +1369,14 @@
           <w:p>
             <w:pPr>
               <w:pStyle w:val="Compact"/>
+              <w:spacing w:before="20" w:after="20"/>
               <w:jc w:val="left"/>
             </w:pPr>
             <w:r>
               <w:rPr>
                 <w:b/>
                 <w:color w:val="FFFFFF"/>
+                <w:sz w:val="18"/>
               </w:rPr>
               <w:t xml:space="preserve">Required</w:t>
             </w:r>
@@ -893,12 +1389,14 @@
           <w:p>
             <w:pPr>
               <w:pStyle w:val="Compact"/>
+              <w:spacing w:before="20" w:after="20"/>
               <w:jc w:val="left"/>
             </w:pPr>
             <w:r>
               <w:rPr>
                 <w:b/>
                 <w:color w:val="FFFFFF"/>
+                <w:sz w:val="18"/>
               </w:rPr>
               <w:t xml:space="preserve">Notes</w:t>
             </w:r>
@@ -907,88 +1405,125 @@
       </w:tr>
       <w:tr>
         <w:tc>
+          <w:tcPr>
+            <w:noWrap/>
+          </w:tcPr>
+          <w:p>
+            <w:pPr>
+              <w:pStyle w:val="Compact"/>
+              <w:spacing w:before="20" w:after="20"/>
+              <w:jc w:val="left"/>
+            </w:pPr>
+            <w:r>
+              <w:rPr>
+                <w:rStyle w:val="VerbatimChar"/>
+                <w:sz w:val="18"/>
+              </w:rPr>
+              <w:t xml:space="preserve">plate</w:t>
+            </w:r>
+          </w:p>
+        </w:tc>
+        <w:tc>
           <w:tcPr/>
           <w:p>
             <w:pPr>
               <w:pStyle w:val="Compact"/>
-              <w:jc w:val="left"/>
-            </w:pPr>
+              <w:spacing w:before="20" w:after="20"/>
+              <w:jc w:val="left"/>
+            </w:pPr>
+            <w:r>
+              <w:rPr>
+                <w:sz w:val="18"/>
+              </w:rPr>
+              <w:t xml:space="preserve">string (≤ 20)</w:t>
+            </w:r>
+          </w:p>
+        </w:tc>
+        <w:tc>
+          <w:tcPr/>
+          <w:p>
+            <w:pPr>
+              <w:pStyle w:val="Compact"/>
+              <w:spacing w:before="20" w:after="20"/>
+              <w:jc w:val="left"/>
+            </w:pPr>
+            <w:r>
+              <w:rPr>
+                <w:sz w:val="18"/>
+              </w:rPr>
+              <w:t xml:space="preserve">✓</w:t>
+            </w:r>
+          </w:p>
+        </w:tc>
+        <w:tc>
+          <w:tcPr/>
+          <w:p>
+            <w:pPr>
+              <w:pStyle w:val="Compact"/>
+              <w:spacing w:before="20" w:after="20"/>
+              <w:jc w:val="left"/>
+            </w:pPr>
+            <w:r>
+              <w:rPr>
+                <w:sz w:val="18"/>
+              </w:rPr>
+              <w:t xml:space="preserve">Any common format:</w:t>
+            </w:r>
+            <w:r>
+              <w:rPr>
+                <w:sz w:val="18"/>
+              </w:rPr>
+              <w:t xml:space="preserve"> </w:t>
+            </w:r>
             <w:r>
               <w:rPr>
                 <w:rStyle w:val="VerbatimChar"/>
-              </w:rPr>
-              <w:t xml:space="preserve">plate</w:t>
-            </w:r>
-          </w:p>
-        </w:tc>
-        <w:tc>
-          <w:tcPr/>
-          <w:p>
-            <w:pPr>
-              <w:pStyle w:val="Compact"/>
-              <w:jc w:val="left"/>
-            </w:pPr>
-            <w:r>
-              <w:t xml:space="preserve">string (≤ 20)</w:t>
-            </w:r>
-          </w:p>
-        </w:tc>
-        <w:tc>
-          <w:tcPr/>
-          <w:p>
-            <w:pPr>
-              <w:pStyle w:val="Compact"/>
-              <w:jc w:val="left"/>
-            </w:pPr>
-            <w:r>
-              <w:t xml:space="preserve">✓</w:t>
-            </w:r>
-          </w:p>
-        </w:tc>
-        <w:tc>
-          <w:tcPr/>
-          <w:p>
-            <w:pPr>
-              <w:pStyle w:val="Compact"/>
-              <w:jc w:val="left"/>
-            </w:pPr>
-            <w:r>
-              <w:t xml:space="preserve">Any common format:</w:t>
-            </w:r>
-            <w:r>
+                <w:sz w:val="18"/>
+              </w:rPr>
+              <w:t xml:space="preserve">30A12345</w:t>
+            </w:r>
+            <w:r>
+              <w:rPr>
+                <w:sz w:val="18"/>
+              </w:rPr>
+              <w:t xml:space="preserve">,</w:t>
+            </w:r>
+            <w:r>
+              <w:rPr>
+                <w:sz w:val="18"/>
+              </w:rPr>
               <w:t xml:space="preserve"> </w:t>
             </w:r>
             <w:r>
               <w:rPr>
                 <w:rStyle w:val="VerbatimChar"/>
-              </w:rPr>
-              <w:t xml:space="preserve">30A12345</w:t>
-            </w:r>
-            <w:r>
+                <w:sz w:val="18"/>
+              </w:rPr>
+              <w:t xml:space="preserve">30A-123.45</w:t>
+            </w:r>
+            <w:r>
+              <w:rPr>
+                <w:sz w:val="18"/>
+              </w:rPr>
               <w:t xml:space="preserve">,</w:t>
             </w:r>
             <w:r>
+              <w:rPr>
+                <w:sz w:val="18"/>
+              </w:rPr>
               <w:t xml:space="preserve"> </w:t>
             </w:r>
             <w:r>
               <w:rPr>
                 <w:rStyle w:val="VerbatimChar"/>
-              </w:rPr>
-              <w:t xml:space="preserve">30A-123.45</w:t>
-            </w:r>
-            <w:r>
-              <w:t xml:space="preserve">,</w:t>
-            </w:r>
-            <w:r>
-              <w:t xml:space="preserve"> </w:t>
-            </w:r>
-            <w:r>
-              <w:rPr>
-                <w:rStyle w:val="VerbatimChar"/>
+                <w:sz w:val="18"/>
               </w:rPr>
               <w:t xml:space="preserve">30a 123 45</w:t>
             </w:r>
             <w:r>
+              <w:rPr>
+                <w:sz w:val="18"/>
+              </w:rPr>
               <w:t xml:space="preserve">. Must be a valid Vietnamese plate.</w:t>
             </w:r>
           </w:p>
@@ -996,67 +1531,93 @@
       </w:tr>
       <w:tr>
         <w:tc>
+          <w:tcPr>
+            <w:noWrap/>
+          </w:tcPr>
+          <w:p>
+            <w:pPr>
+              <w:pStyle w:val="Compact"/>
+              <w:spacing w:before="20" w:after="20"/>
+              <w:jc w:val="left"/>
+            </w:pPr>
+            <w:r>
+              <w:rPr>
+                <w:rStyle w:val="VerbatimChar"/>
+                <w:sz w:val="18"/>
+              </w:rPr>
+              <w:t xml:space="preserve">products</w:t>
+            </w:r>
+          </w:p>
+        </w:tc>
+        <w:tc>
           <w:tcPr/>
           <w:p>
             <w:pPr>
               <w:pStyle w:val="Compact"/>
-              <w:jc w:val="left"/>
-            </w:pPr>
+              <w:spacing w:before="20" w:after="20"/>
+              <w:jc w:val="left"/>
+            </w:pPr>
+            <w:r>
+              <w:rPr>
+                <w:sz w:val="18"/>
+              </w:rPr>
+              <w:t xml:space="preserve">array (1–5)</w:t>
+            </w:r>
+          </w:p>
+        </w:tc>
+        <w:tc>
+          <w:tcPr/>
+          <w:p>
+            <w:pPr>
+              <w:pStyle w:val="Compact"/>
+              <w:spacing w:before="20" w:after="20"/>
+              <w:jc w:val="left"/>
+            </w:pPr>
+            <w:r>
+              <w:rPr>
+                <w:sz w:val="18"/>
+              </w:rPr>
+              <w:t xml:space="preserve">✓</w:t>
+            </w:r>
+          </w:p>
+        </w:tc>
+        <w:tc>
+          <w:tcPr/>
+          <w:p>
+            <w:pPr>
+              <w:pStyle w:val="Compact"/>
+              <w:spacing w:before="20" w:after="20"/>
+              <w:jc w:val="left"/>
+            </w:pPr>
+            <w:r>
+              <w:rPr>
+                <w:sz w:val="18"/>
+              </w:rPr>
+              <w:t xml:space="preserve">Each item</w:t>
+            </w:r>
+            <w:r>
+              <w:rPr>
+                <w:sz w:val="18"/>
+              </w:rPr>
+              <w:t xml:space="preserve"> </w:t>
+            </w:r>
             <w:r>
               <w:rPr>
                 <w:rStyle w:val="VerbatimChar"/>
-              </w:rPr>
-              <w:t xml:space="preserve">products</w:t>
-            </w:r>
-          </w:p>
-        </w:tc>
-        <w:tc>
-          <w:tcPr/>
-          <w:p>
-            <w:pPr>
-              <w:pStyle w:val="Compact"/>
-              <w:jc w:val="left"/>
-            </w:pPr>
-            <w:r>
-              <w:t xml:space="preserve">array (1–5)</w:t>
-            </w:r>
-          </w:p>
-        </w:tc>
-        <w:tc>
-          <w:tcPr/>
-          <w:p>
-            <w:pPr>
-              <w:pStyle w:val="Compact"/>
-              <w:jc w:val="left"/>
-            </w:pPr>
-            <w:r>
-              <w:t xml:space="preserve">✓</w:t>
-            </w:r>
-          </w:p>
-        </w:tc>
-        <w:tc>
-          <w:tcPr/>
-          <w:p>
-            <w:pPr>
-              <w:pStyle w:val="Compact"/>
-              <w:jc w:val="left"/>
-            </w:pPr>
-            <w:r>
-              <w:t xml:space="preserve">Each item</w:t>
-            </w:r>
-            <w:r>
+                <w:sz w:val="18"/>
+              </w:rPr>
+              <w:t xml:space="preserve">{ "code": "...", "options": { ... } }</w:t>
+            </w:r>
+            <w:r>
+              <w:rPr>
+                <w:sz w:val="18"/>
+              </w:rPr>
               <w:t xml:space="preserve"> </w:t>
             </w:r>
             <w:r>
               <w:rPr>
-                <w:rStyle w:val="VerbatimChar"/>
-              </w:rPr>
-              <w:t xml:space="preserve">{ "code": "...", "options": { ... } }</w:t>
-            </w:r>
-            <w:r>
-              <w:t xml:space="preserve"> </w:t>
-            </w:r>
-            <w:r>
+                <w:sz w:val="18"/>
+              </w:rPr>
               <w:t xml:space="preserve">(see the table below)</w:t>
             </w:r>
           </w:p>
@@ -1064,17 +1625,37 @@
       </w:tr>
       <w:tr>
         <w:tc>
+          <w:tcPr>
+            <w:noWrap/>
+          </w:tcPr>
+          <w:p>
+            <w:pPr>
+              <w:pStyle w:val="Compact"/>
+              <w:spacing w:before="20" w:after="20"/>
+              <w:jc w:val="left"/>
+            </w:pPr>
+            <w:r>
+              <w:rPr>
+                <w:rStyle w:val="VerbatimChar"/>
+                <w:sz w:val="18"/>
+              </w:rPr>
+              <w:t xml:space="preserve">holderName</w:t>
+            </w:r>
+          </w:p>
+        </w:tc>
+        <w:tc>
           <w:tcPr/>
           <w:p>
             <w:pPr>
               <w:pStyle w:val="Compact"/>
-              <w:jc w:val="left"/>
-            </w:pPr>
-            <w:r>
-              <w:rPr>
-                <w:rStyle w:val="VerbatimChar"/>
-              </w:rPr>
-              <w:t xml:space="preserve">holderName</w:t>
+              <w:spacing w:before="20" w:after="20"/>
+              <w:jc w:val="left"/>
+            </w:pPr>
+            <w:r>
+              <w:rPr>
+                <w:sz w:val="18"/>
+              </w:rPr>
+              <w:t xml:space="preserve">string (≤ 120)</w:t>
             </w:r>
           </w:p>
         </w:tc>
@@ -1083,11 +1664,8 @@
           <w:p>
             <w:pPr>
               <w:pStyle w:val="Compact"/>
-              <w:jc w:val="left"/>
-            </w:pPr>
-            <w:r>
-              <w:t xml:space="preserve">string (≤ 120)</w:t>
-            </w:r>
+              <w:spacing w:before="20" w:after="20"/>
+            </w:pPr>
           </w:p>
         </w:tc>
         <w:tc>
@@ -1095,17 +1673,13 @@
           <w:p>
             <w:pPr>
               <w:pStyle w:val="Compact"/>
-            </w:pPr>
-          </w:p>
-        </w:tc>
-        <w:tc>
-          <w:tcPr/>
-          <w:p>
-            <w:pPr>
-              <w:pStyle w:val="Compact"/>
-              <w:jc w:val="left"/>
-            </w:pPr>
-            <w:r>
+              <w:spacing w:before="20" w:after="20"/>
+              <w:jc w:val="left"/>
+            </w:pPr>
+            <w:r>
+              <w:rPr>
+                <w:sz w:val="18"/>
+              </w:rPr>
               <w:t xml:space="preserve">Policyholder name</w:t>
             </w:r>
           </w:p>
@@ -1113,69 +1687,93 @@
       </w:tr>
       <w:tr>
         <w:tc>
+          <w:tcPr>
+            <w:noWrap/>
+          </w:tcPr>
+          <w:p>
+            <w:pPr>
+              <w:pStyle w:val="Compact"/>
+              <w:spacing w:before="20" w:after="20"/>
+              <w:jc w:val="left"/>
+            </w:pPr>
+            <w:r>
+              <w:rPr>
+                <w:rStyle w:val="VerbatimChar"/>
+                <w:sz w:val="18"/>
+              </w:rPr>
+              <w:t xml:space="preserve">phone</w:t>
+            </w:r>
+          </w:p>
+        </w:tc>
+        <w:tc>
           <w:tcPr/>
           <w:p>
             <w:pPr>
               <w:pStyle w:val="Compact"/>
-              <w:jc w:val="left"/>
-            </w:pPr>
+              <w:spacing w:before="20" w:after="20"/>
+              <w:jc w:val="left"/>
+            </w:pPr>
+            <w:r>
+              <w:rPr>
+                <w:sz w:val="18"/>
+              </w:rPr>
+              <w:t xml:space="preserve">string (≤ 20)</w:t>
+            </w:r>
+          </w:p>
+        </w:tc>
+        <w:tc>
+          <w:tcPr/>
+          <w:p>
+            <w:pPr>
+              <w:pStyle w:val="Compact"/>
+              <w:spacing w:before="20" w:after="20"/>
+            </w:pPr>
+          </w:p>
+        </w:tc>
+        <w:tc>
+          <w:tcPr/>
+          <w:p>
+            <w:pPr>
+              <w:pStyle w:val="Compact"/>
+              <w:spacing w:before="20" w:after="20"/>
+              <w:jc w:val="left"/>
+            </w:pPr>
+            <w:r>
+              <w:rPr>
+                <w:sz w:val="18"/>
+              </w:rPr>
+              <w:t xml:space="preserve">Vietnamese mobile (</w:t>
+            </w:r>
             <w:r>
               <w:rPr>
                 <w:rStyle w:val="VerbatimChar"/>
-              </w:rPr>
-              <w:t xml:space="preserve">phone</w:t>
-            </w:r>
-          </w:p>
-        </w:tc>
-        <w:tc>
-          <w:tcPr/>
-          <w:p>
-            <w:pPr>
-              <w:pStyle w:val="Compact"/>
-              <w:jc w:val="left"/>
-            </w:pPr>
-            <w:r>
-              <w:t xml:space="preserve">string (≤ 20)</w:t>
-            </w:r>
-          </w:p>
-        </w:tc>
-        <w:tc>
-          <w:tcPr/>
-          <w:p>
-            <w:pPr>
-              <w:pStyle w:val="Compact"/>
-            </w:pPr>
-          </w:p>
-        </w:tc>
-        <w:tc>
-          <w:tcPr/>
-          <w:p>
-            <w:pPr>
-              <w:pStyle w:val="Compact"/>
-              <w:jc w:val="left"/>
-            </w:pPr>
-            <w:r>
-              <w:t xml:space="preserve">Vietnamese mobile (</w:t>
+                <w:sz w:val="18"/>
+              </w:rPr>
+              <w:t xml:space="preserve">09…</w:t>
+            </w:r>
+            <w:r>
+              <w:rPr>
+                <w:sz w:val="18"/>
+              </w:rPr>
+              <w:t xml:space="preserve">,</w:t>
+            </w:r>
+            <w:r>
+              <w:rPr>
+                <w:sz w:val="18"/>
+              </w:rPr>
+              <w:t xml:space="preserve"> </w:t>
             </w:r>
             <w:r>
               <w:rPr>
                 <w:rStyle w:val="VerbatimChar"/>
-              </w:rPr>
-              <w:t xml:space="preserve">09…</w:t>
-            </w:r>
-            <w:r>
-              <w:t xml:space="preserve">,</w:t>
-            </w:r>
-            <w:r>
-              <w:t xml:space="preserve"> </w:t>
-            </w:r>
-            <w:r>
-              <w:rPr>
-                <w:rStyle w:val="VerbatimChar"/>
+                <w:sz w:val="18"/>
               </w:rPr>
               <w:t xml:space="preserve">+849…</w:t>
             </w:r>
             <w:r>
+              <w:rPr>
+                <w:sz w:val="18"/>
+              </w:rPr>
               <w:t xml:space="preserve">). Validated.</w:t>
             </w:r>
           </w:p>
@@ -1183,17 +1781,37 @@
       </w:tr>
       <w:tr>
         <w:tc>
+          <w:tcPr>
+            <w:noWrap/>
+          </w:tcPr>
+          <w:p>
+            <w:pPr>
+              <w:pStyle w:val="Compact"/>
+              <w:spacing w:before="20" w:after="20"/>
+              <w:jc w:val="left"/>
+            </w:pPr>
+            <w:r>
+              <w:rPr>
+                <w:rStyle w:val="VerbatimChar"/>
+                <w:sz w:val="18"/>
+              </w:rPr>
+              <w:t xml:space="preserve">seats</w:t>
+            </w:r>
+          </w:p>
+        </w:tc>
+        <w:tc>
           <w:tcPr/>
           <w:p>
             <w:pPr>
               <w:pStyle w:val="Compact"/>
-              <w:jc w:val="left"/>
-            </w:pPr>
-            <w:r>
-              <w:rPr>
-                <w:rStyle w:val="VerbatimChar"/>
-              </w:rPr>
-              <w:t xml:space="preserve">seats</w:t>
+              <w:spacing w:before="20" w:after="20"/>
+              <w:jc w:val="left"/>
+            </w:pPr>
+            <w:r>
+              <w:rPr>
+                <w:sz w:val="18"/>
+              </w:rPr>
+              <w:t xml:space="preserve">integer 1–60</w:t>
             </w:r>
           </w:p>
         </w:tc>
@@ -1202,11 +1820,8 @@
           <w:p>
             <w:pPr>
               <w:pStyle w:val="Compact"/>
-              <w:jc w:val="left"/>
-            </w:pPr>
-            <w:r>
-              <w:t xml:space="preserve">integer 1–60</w:t>
-            </w:r>
+              <w:spacing w:before="20" w:after="20"/>
+            </w:pPr>
           </w:p>
         </w:tc>
         <w:tc>
@@ -1214,17 +1829,13 @@
           <w:p>
             <w:pPr>
               <w:pStyle w:val="Compact"/>
-            </w:pPr>
-          </w:p>
-        </w:tc>
-        <w:tc>
-          <w:tcPr/>
-          <w:p>
-            <w:pPr>
-              <w:pStyle w:val="Compact"/>
-              <w:jc w:val="left"/>
-            </w:pPr>
-            <w:r>
+              <w:spacing w:before="20" w:after="20"/>
+              <w:jc w:val="left"/>
+            </w:pPr>
+            <w:r>
+              <w:rPr>
+                <w:sz w:val="18"/>
+              </w:rPr>
               <w:t xml:space="preserve">Declared seats (drives vehicle category and PA pricing)</w:t>
             </w:r>
           </w:p>
@@ -1232,17 +1843,63 @@
       </w:tr>
       <w:tr>
         <w:tc>
+          <w:tcPr>
+            <w:noWrap/>
+          </w:tcPr>
+          <w:p>
+            <w:pPr>
+              <w:pStyle w:val="Compact"/>
+              <w:spacing w:before="20" w:after="20"/>
+              <w:jc w:val="left"/>
+            </w:pPr>
+            <w:r>
+              <w:rPr>
+                <w:rStyle w:val="VerbatimChar"/>
+                <w:sz w:val="18"/>
+              </w:rPr>
+              <w:t xml:space="preserve">usage</w:t>
+            </w:r>
+          </w:p>
+        </w:tc>
+        <w:tc>
           <w:tcPr/>
           <w:p>
             <w:pPr>
               <w:pStyle w:val="Compact"/>
+              <w:spacing w:before="20" w:after="20"/>
               <w:jc w:val="left"/>
             </w:pPr>
             <w:r>
               <w:rPr>
                 <w:rStyle w:val="VerbatimChar"/>
-              </w:rPr>
-              <w:t xml:space="preserve">usage</w:t>
+                <w:sz w:val="18"/>
+              </w:rPr>
+              <w:t xml:space="preserve">personal</w:t>
+            </w:r>
+            <w:r>
+              <w:rPr>
+                <w:sz w:val="18"/>
+              </w:rPr>
+              <w:t xml:space="preserve"> </w:t>
+            </w:r>
+            <w:r>
+              <w:rPr>
+                <w:sz w:val="18"/>
+              </w:rPr>
+              <w:t xml:space="preserve">|</w:t>
+            </w:r>
+            <w:r>
+              <w:rPr>
+                <w:sz w:val="18"/>
+              </w:rPr>
+              <w:t xml:space="preserve"> </w:t>
+            </w:r>
+            <w:r>
+              <w:rPr>
+                <w:rStyle w:val="VerbatimChar"/>
+                <w:sz w:val="18"/>
+              </w:rPr>
+              <w:t xml:space="preserve">commercial</w:t>
             </w:r>
           </w:p>
         </w:tc>
@@ -1251,29 +1908,8 @@
           <w:p>
             <w:pPr>
               <w:pStyle w:val="Compact"/>
-              <w:jc w:val="left"/>
-            </w:pPr>
-            <w:r>
-              <w:rPr>
-                <w:rStyle w:val="VerbatimChar"/>
-              </w:rPr>
-              <w:t xml:space="preserve">personal</w:t>
-            </w:r>
-            <w:r>
-              <w:t xml:space="preserve"> </w:t>
-            </w:r>
-            <w:r>
-              <w:t xml:space="preserve">|</w:t>
-            </w:r>
-            <w:r>
-              <w:t xml:space="preserve"> </w:t>
-            </w:r>
-            <w:r>
-              <w:rPr>
-                <w:rStyle w:val="VerbatimChar"/>
-              </w:rPr>
-              <w:t xml:space="preserve">commercial</w:t>
-            </w:r>
+              <w:spacing w:before="20" w:after="20"/>
+            </w:pPr>
           </w:p>
         </w:tc>
         <w:tc>
@@ -1281,17 +1917,13 @@
           <w:p>
             <w:pPr>
               <w:pStyle w:val="Compact"/>
-            </w:pPr>
-          </w:p>
-        </w:tc>
-        <w:tc>
-          <w:tcPr/>
-          <w:p>
-            <w:pPr>
-              <w:pStyle w:val="Compact"/>
-              <w:jc w:val="left"/>
-            </w:pPr>
-            <w:r>
+              <w:spacing w:before="20" w:after="20"/>
+              <w:jc w:val="left"/>
+            </w:pPr>
+            <w:r>
+              <w:rPr>
+                <w:sz w:val="18"/>
+              </w:rPr>
               <w:t xml:space="preserve">Declared use</w:t>
             </w:r>
           </w:p>
@@ -1299,17 +1931,63 @@
       </w:tr>
       <w:tr>
         <w:tc>
+          <w:tcPr>
+            <w:noWrap/>
+          </w:tcPr>
+          <w:p>
+            <w:pPr>
+              <w:pStyle w:val="Compact"/>
+              <w:spacing w:before="20" w:after="20"/>
+              <w:jc w:val="left"/>
+            </w:pPr>
+            <w:r>
+              <w:rPr>
+                <w:rStyle w:val="VerbatimChar"/>
+                <w:sz w:val="18"/>
+              </w:rPr>
+              <w:t xml:space="preserve">ownerType</w:t>
+            </w:r>
+          </w:p>
+        </w:tc>
+        <w:tc>
           <w:tcPr/>
           <w:p>
             <w:pPr>
               <w:pStyle w:val="Compact"/>
+              <w:spacing w:before="20" w:after="20"/>
               <w:jc w:val="left"/>
             </w:pPr>
             <w:r>
               <w:rPr>
                 <w:rStyle w:val="VerbatimChar"/>
-              </w:rPr>
-              <w:t xml:space="preserve">currentExpiry</w:t>
+                <w:sz w:val="18"/>
+              </w:rPr>
+              <w:t xml:space="preserve">individual</w:t>
+            </w:r>
+            <w:r>
+              <w:rPr>
+                <w:sz w:val="18"/>
+              </w:rPr>
+              <w:t xml:space="preserve"> </w:t>
+            </w:r>
+            <w:r>
+              <w:rPr>
+                <w:sz w:val="18"/>
+              </w:rPr>
+              <w:t xml:space="preserve">|</w:t>
+            </w:r>
+            <w:r>
+              <w:rPr>
+                <w:sz w:val="18"/>
+              </w:rPr>
+              <w:t xml:space="preserve"> </w:t>
+            </w:r>
+            <w:r>
+              <w:rPr>
+                <w:rStyle w:val="VerbatimChar"/>
+                <w:sz w:val="18"/>
+              </w:rPr>
+              <w:t xml:space="preserve">company</w:t>
             </w:r>
           </w:p>
         </w:tc>
@@ -1318,56 +1996,92 @@
           <w:p>
             <w:pPr>
               <w:pStyle w:val="Compact"/>
-              <w:jc w:val="left"/>
-            </w:pPr>
-            <w:r>
-              <w:t xml:space="preserve">date</w:t>
-            </w:r>
-            <w:r>
+              <w:spacing w:before="20" w:after="20"/>
+            </w:pPr>
+          </w:p>
+        </w:tc>
+        <w:tc>
+          <w:tcPr/>
+          <w:p>
+            <w:pPr>
+              <w:pStyle w:val="Compact"/>
+              <w:spacing w:before="20" w:after="20"/>
+              <w:jc w:val="left"/>
+            </w:pPr>
+            <w:r>
+              <w:rPr>
+                <w:sz w:val="18"/>
+              </w:rPr>
+              <w:t xml:space="preserve">Declared owner type (default</w:t>
+            </w:r>
+            <w:r>
+              <w:rPr>
+                <w:sz w:val="18"/>
+              </w:rPr>
               <w:t xml:space="preserve"> </w:t>
             </w:r>
             <w:r>
               <w:rPr>
                 <w:rStyle w:val="VerbatimChar"/>
-              </w:rPr>
-              <w:t xml:space="preserve">YYYY-MM-DD</w:t>
-            </w:r>
-          </w:p>
-        </w:tc>
-        <w:tc>
-          <w:tcPr/>
-          <w:p>
-            <w:pPr>
-              <w:pStyle w:val="Compact"/>
-            </w:pPr>
-          </w:p>
-        </w:tc>
-        <w:tc>
-          <w:tcPr/>
-          <w:p>
-            <w:pPr>
-              <w:pStyle w:val="Compact"/>
-              <w:jc w:val="left"/>
-            </w:pPr>
-            <w:r>
-              <w:t xml:space="preserve">Expiry of the customer's current TNDS. Cover starts the next day.</w:t>
+                <w:sz w:val="18"/>
+              </w:rPr>
+              <w:t xml:space="preserve">individual</w:t>
+            </w:r>
+            <w:r>
+              <w:rPr>
+                <w:sz w:val="18"/>
+              </w:rPr>
+              <w:t xml:space="preserve">)</w:t>
             </w:r>
           </w:p>
         </w:tc>
       </w:tr>
       <w:tr>
         <w:tc>
+          <w:tcPr>
+            <w:noWrap/>
+          </w:tcPr>
+          <w:p>
+            <w:pPr>
+              <w:pStyle w:val="Compact"/>
+              <w:spacing w:before="20" w:after="20"/>
+              <w:jc w:val="left"/>
+            </w:pPr>
+            <w:r>
+              <w:rPr>
+                <w:rStyle w:val="VerbatimChar"/>
+                <w:sz w:val="18"/>
+              </w:rPr>
+              <w:t xml:space="preserve">currentExpiry</w:t>
+            </w:r>
+          </w:p>
+        </w:tc>
+        <w:tc>
           <w:tcPr/>
           <w:p>
             <w:pPr>
               <w:pStyle w:val="Compact"/>
-              <w:jc w:val="left"/>
-            </w:pPr>
+              <w:spacing w:before="20" w:after="20"/>
+              <w:jc w:val="left"/>
+            </w:pPr>
+            <w:r>
+              <w:rPr>
+                <w:sz w:val="18"/>
+              </w:rPr>
+              <w:t xml:space="preserve">date</w:t>
+            </w:r>
+            <w:r>
+              <w:rPr>
+                <w:sz w:val="18"/>
+              </w:rPr>
+              <w:t xml:space="preserve"> </w:t>
+            </w:r>
             <w:r>
               <w:rPr>
                 <w:rStyle w:val="VerbatimChar"/>
-              </w:rPr>
-              <w:t xml:space="preserve">consentMarketing</w:t>
+                <w:sz w:val="18"/>
+              </w:rPr>
+              <w:t xml:space="preserve">YYYY-MM-DD</w:t>
             </w:r>
           </w:p>
         </w:tc>
@@ -1376,11 +2090,8 @@
           <w:p>
             <w:pPr>
               <w:pStyle w:val="Compact"/>
-              <w:jc w:val="left"/>
-            </w:pPr>
-            <w:r>
-              <w:t xml:space="preserve">boolean</w:t>
-            </w:r>
+              <w:spacing w:before="20" w:after="20"/>
+            </w:pPr>
           </w:p>
         </w:tc>
         <w:tc>
@@ -1388,18 +2099,14 @@
           <w:p>
             <w:pPr>
               <w:pStyle w:val="Compact"/>
-            </w:pPr>
-          </w:p>
-        </w:tc>
-        <w:tc>
-          <w:tcPr/>
-          <w:p>
-            <w:pPr>
-              <w:pStyle w:val="Compact"/>
-              <w:jc w:val="left"/>
-            </w:pPr>
-            <w:r>
-              <w:t xml:space="preserve">Whether the customer gave marketing consent to TASCO/VETC</w:t>
+              <w:spacing w:before="20" w:after="20"/>
+              <w:jc w:val="left"/>
+            </w:pPr>
+            <w:r>
+              <w:rPr>
+                <w:sz w:val="18"/>
+              </w:rPr>
+              <w:t xml:space="preserve">Expiry of the customer's current TNDS. Cover starts the next day.</w:t>
             </w:r>
           </w:p>
         </w:tc>
@@ -1441,6 +2148,7 @@
           <w:p>
             <w:pPr>
               <w:pStyle w:val="Compact"/>
+              <w:spacing w:before="20" w:after="20"/>
               <w:jc w:val="left"/>
             </w:pPr>
             <w:r>
@@ -1448,6 +2156,7 @@
                 <w:rStyle w:val="VerbatimChar"/>
                 <w:b/>
                 <w:color w:val="FFFFFF"/>
+                <w:sz w:val="18"/>
               </w:rPr>
               <w:t xml:space="preserve">code</w:t>
             </w:r>
@@ -1460,12 +2169,14 @@
           <w:p>
             <w:pPr>
               <w:pStyle w:val="Compact"/>
+              <w:spacing w:before="20" w:after="20"/>
               <w:jc w:val="left"/>
             </w:pPr>
             <w:r>
               <w:rPr>
                 <w:b/>
                 <w:color w:val="FFFFFF"/>
+                <w:sz w:val="18"/>
               </w:rPr>
               <w:t xml:space="preserve">Product</w:t>
             </w:r>
@@ -1478,6 +2189,7 @@
           <w:p>
             <w:pPr>
               <w:pStyle w:val="Compact"/>
+              <w:spacing w:before="20" w:after="20"/>
               <w:jc w:val="left"/>
             </w:pPr>
             <w:r>
@@ -1485,6 +2197,7 @@
                 <w:rStyle w:val="VerbatimChar"/>
                 <w:b/>
                 <w:color w:val="FFFFFF"/>
+                <w:sz w:val="18"/>
               </w:rPr>
               <w:t xml:space="preserve">options</w:t>
             </w:r>
@@ -1493,37 +2206,49 @@
       </w:tr>
       <w:tr>
         <w:tc>
+          <w:tcPr>
+            <w:noWrap/>
+          </w:tcPr>
+          <w:p>
+            <w:pPr>
+              <w:pStyle w:val="Compact"/>
+              <w:spacing w:before="20" w:after="20"/>
+              <w:jc w:val="left"/>
+            </w:pPr>
+            <w:r>
+              <w:rPr>
+                <w:rStyle w:val="VerbatimChar"/>
+                <w:sz w:val="18"/>
+              </w:rPr>
+              <w:t xml:space="preserve">TNDS_CAR</w:t>
+            </w:r>
+          </w:p>
+        </w:tc>
+        <w:tc>
           <w:tcPr/>
           <w:p>
             <w:pPr>
               <w:pStyle w:val="Compact"/>
-              <w:jc w:val="left"/>
-            </w:pPr>
-            <w:r>
-              <w:rPr>
-                <w:rStyle w:val="VerbatimChar"/>
-              </w:rPr>
-              <w:t xml:space="preserve">TNDS_CAR</w:t>
-            </w:r>
-          </w:p>
-        </w:tc>
-        <w:tc>
-          <w:tcPr/>
-          <w:p>
-            <w:pPr>
-              <w:pStyle w:val="Compact"/>
-              <w:jc w:val="left"/>
-            </w:pPr>
-            <w:r>
+              <w:spacing w:before="20" w:after="20"/>
+              <w:jc w:val="left"/>
+            </w:pPr>
+            <w:r>
+              <w:rPr>
+                <w:sz w:val="18"/>
+              </w:rPr>
               <w:t xml:space="preserve">Compulsory TNDS (car),</w:t>
             </w:r>
             <w:r>
+              <w:rPr>
+                <w:sz w:val="18"/>
+              </w:rPr>
               <w:t xml:space="preserve"> </w:t>
             </w:r>
             <w:r>
               <w:rPr>
                 <w:bCs/>
                 <w:b/>
+                <w:sz w:val="18"/>
               </w:rPr>
               <w:t xml:space="preserve">price-regulated</w:t>
             </w:r>
@@ -1534,96 +2259,152 @@
           <w:p>
             <w:pPr>
               <w:pStyle w:val="Compact"/>
+              <w:spacing w:before="20" w:after="20"/>
               <w:jc w:val="left"/>
             </w:pPr>
             <w:r>
               <w:rPr>
                 <w:rStyle w:val="VerbatimChar"/>
+                <w:sz w:val="18"/>
               </w:rPr>
               <w:t xml:space="preserve">category</w:t>
             </w:r>
             <w:r>
+              <w:rPr>
+                <w:sz w:val="18"/>
+              </w:rPr>
               <w:t xml:space="preserve"> </w:t>
             </w:r>
             <w:r>
+              <w:rPr>
+                <w:sz w:val="18"/>
+              </w:rPr>
               <w:t xml:space="preserve">(optional override, for example</w:t>
             </w:r>
             <w:r>
+              <w:rPr>
+                <w:sz w:val="18"/>
+              </w:rPr>
               <w:t xml:space="preserve"> </w:t>
             </w:r>
             <w:r>
               <w:rPr>
                 <w:rStyle w:val="VerbatimChar"/>
+                <w:sz w:val="18"/>
               </w:rPr>
               <w:t xml:space="preserve">car_under6</w:t>
             </w:r>
             <w:r>
+              <w:rPr>
+                <w:sz w:val="18"/>
+              </w:rPr>
               <w:t xml:space="preserve">,</w:t>
             </w:r>
             <w:r>
+              <w:rPr>
+                <w:sz w:val="18"/>
+              </w:rPr>
               <w:t xml:space="preserve"> </w:t>
             </w:r>
             <w:r>
               <w:rPr>
                 <w:rStyle w:val="VerbatimChar"/>
+                <w:sz w:val="18"/>
               </w:rPr>
               <w:t xml:space="preserve">car_6_11</w:t>
             </w:r>
             <w:r>
+              <w:rPr>
+                <w:sz w:val="18"/>
+              </w:rPr>
               <w:t xml:space="preserve">,</w:t>
             </w:r>
             <w:r>
+              <w:rPr>
+                <w:sz w:val="18"/>
+              </w:rPr>
               <w:t xml:space="preserve"> </w:t>
             </w:r>
             <w:r>
               <w:rPr>
                 <w:rStyle w:val="VerbatimChar"/>
+                <w:sz w:val="18"/>
               </w:rPr>
               <w:t xml:space="preserve">pickup_van</w:t>
             </w:r>
             <w:r>
+              <w:rPr>
+                <w:sz w:val="18"/>
+              </w:rPr>
               <w:t xml:space="preserve">,</w:t>
             </w:r>
             <w:r>
+              <w:rPr>
+                <w:sz w:val="18"/>
+              </w:rPr>
               <w:t xml:space="preserve"> </w:t>
             </w:r>
             <w:r>
               <w:rPr>
                 <w:rStyle w:val="VerbatimChar"/>
+                <w:sz w:val="18"/>
               </w:rPr>
               <w:t xml:space="preserve">commercial_under6</w:t>
             </w:r>
             <w:r>
+              <w:rPr>
+                <w:sz w:val="18"/>
+              </w:rPr>
               <w:t xml:space="preserve">,</w:t>
             </w:r>
             <w:r>
+              <w:rPr>
+                <w:sz w:val="18"/>
+              </w:rPr>
               <w:t xml:space="preserve"> </w:t>
             </w:r>
             <w:r>
               <w:rPr>
                 <w:rStyle w:val="VerbatimChar"/>
+                <w:sz w:val="18"/>
               </w:rPr>
               <w:t xml:space="preserve">truck_under3t</w:t>
             </w:r>
             <w:r>
+              <w:rPr>
+                <w:sz w:val="18"/>
+              </w:rPr>
               <w:t xml:space="preserve"> </w:t>
             </w:r>
             <w:r>
+              <w:rPr>
+                <w:sz w:val="18"/>
+              </w:rPr>
               <w:t xml:space="preserve">…),</w:t>
             </w:r>
             <w:r>
+              <w:rPr>
+                <w:sz w:val="18"/>
+              </w:rPr>
               <w:t xml:space="preserve"> </w:t>
             </w:r>
             <w:r>
               <w:rPr>
                 <w:rStyle w:val="VerbatimChar"/>
+                <w:sz w:val="18"/>
               </w:rPr>
               <w:t xml:space="preserve">termYears</w:t>
             </w:r>
             <w:r>
+              <w:rPr>
+                <w:sz w:val="18"/>
+              </w:rPr>
               <w:t xml:space="preserve"> </w:t>
             </w:r>
             <w:r>
+              <w:rPr>
+                <w:sz w:val="18"/>
+              </w:rPr>
               <w:t xml:space="preserve">1–3</w:t>
             </w:r>
           </w:p>
@@ -1631,105 +2412,153 @@
       </w:tr>
       <w:tr>
         <w:tc>
+          <w:tcPr>
+            <w:noWrap/>
+          </w:tcPr>
+          <w:p>
+            <w:pPr>
+              <w:pStyle w:val="Compact"/>
+              <w:spacing w:before="20" w:after="20"/>
+              <w:jc w:val="left"/>
+            </w:pPr>
+            <w:r>
+              <w:rPr>
+                <w:rStyle w:val="VerbatimChar"/>
+                <w:sz w:val="18"/>
+              </w:rPr>
+              <w:t xml:space="preserve">PA_SEAT</w:t>
+            </w:r>
+          </w:p>
+        </w:tc>
+        <w:tc>
           <w:tcPr/>
           <w:p>
             <w:pPr>
               <w:pStyle w:val="Compact"/>
+              <w:spacing w:before="20" w:after="20"/>
+              <w:jc w:val="left"/>
+            </w:pPr>
+            <w:r>
+              <w:rPr>
+                <w:sz w:val="18"/>
+              </w:rPr>
+              <w:t xml:space="preserve">Driver and passenger personal accident</w:t>
+            </w:r>
+          </w:p>
+        </w:tc>
+        <w:tc>
+          <w:tcPr/>
+          <w:p>
+            <w:pPr>
+              <w:pStyle w:val="Compact"/>
+              <w:spacing w:before="20" w:after="20"/>
               <w:jc w:val="left"/>
             </w:pPr>
             <w:r>
               <w:rPr>
                 <w:rStyle w:val="VerbatimChar"/>
-              </w:rPr>
-              <w:t xml:space="preserve">PA_SEAT</w:t>
-            </w:r>
-          </w:p>
-        </w:tc>
-        <w:tc>
-          <w:tcPr/>
-          <w:p>
-            <w:pPr>
-              <w:pStyle w:val="Compact"/>
-              <w:jc w:val="left"/>
-            </w:pPr>
-            <w:r>
-              <w:t xml:space="preserve">Driver and passenger personal accident</w:t>
-            </w:r>
-          </w:p>
-        </w:tc>
-        <w:tc>
-          <w:tcPr/>
-          <w:p>
-            <w:pPr>
-              <w:pStyle w:val="Compact"/>
-              <w:jc w:val="left"/>
-            </w:pPr>
+                <w:sz w:val="18"/>
+              </w:rPr>
+              <w:t xml:space="preserve">seats</w:t>
+            </w:r>
+            <w:r>
+              <w:rPr>
+                <w:sz w:val="18"/>
+              </w:rPr>
+              <w:t xml:space="preserve"> </w:t>
+            </w:r>
+            <w:r>
+              <w:rPr>
+                <w:sz w:val="18"/>
+              </w:rPr>
+              <w:t xml:space="preserve">(defaults to the vehicle's seats, or 5),</w:t>
+            </w:r>
+            <w:r>
+              <w:rPr>
+                <w:sz w:val="18"/>
+              </w:rPr>
+              <w:t xml:space="preserve"> </w:t>
+            </w:r>
             <w:r>
               <w:rPr>
                 <w:rStyle w:val="VerbatimChar"/>
-              </w:rPr>
-              <w:t xml:space="preserve">seats</w:t>
-            </w:r>
-            <w:r>
+                <w:sz w:val="18"/>
+              </w:rPr>
+              <w:t xml:space="preserve">sumInsuredPerSeat</w:t>
+            </w:r>
+            <w:r>
+              <w:rPr>
+                <w:sz w:val="18"/>
+              </w:rPr>
+              <w:t xml:space="preserve">: one of</w:t>
+            </w:r>
+            <w:r>
+              <w:rPr>
+                <w:sz w:val="18"/>
+              </w:rPr>
               <w:t xml:space="preserve"> </w:t>
             </w:r>
             <w:r>
-              <w:t xml:space="preserve">(defaults to the vehicle's seats, or 5),</w:t>
-            </w:r>
-            <w:r>
+              <w:rPr>
+                <w:rStyle w:val="VerbatimChar"/>
+                <w:sz w:val="18"/>
+              </w:rPr>
+              <w:t xml:space="preserve">10000000</w:t>
+            </w:r>
+            <w:r>
+              <w:rPr>
+                <w:sz w:val="18"/>
+              </w:rPr>
+              <w:t xml:space="preserve">,</w:t>
+            </w:r>
+            <w:r>
+              <w:rPr>
+                <w:sz w:val="18"/>
+              </w:rPr>
               <w:t xml:space="preserve"> </w:t>
             </w:r>
             <w:r>
               <w:rPr>
                 <w:rStyle w:val="VerbatimChar"/>
-              </w:rPr>
-              <w:t xml:space="preserve">sumInsuredPerSeat</w:t>
-            </w:r>
-            <w:r>
-              <w:t xml:space="preserve">: one of</w:t>
-            </w:r>
-            <w:r>
+                <w:sz w:val="18"/>
+              </w:rPr>
+              <w:t xml:space="preserve">20000000</w:t>
+            </w:r>
+            <w:r>
+              <w:rPr>
+                <w:sz w:val="18"/>
+              </w:rPr>
+              <w:t xml:space="preserve">,</w:t>
+            </w:r>
+            <w:r>
+              <w:rPr>
+                <w:sz w:val="18"/>
+              </w:rPr>
               <w:t xml:space="preserve"> </w:t>
             </w:r>
             <w:r>
               <w:rPr>
                 <w:rStyle w:val="VerbatimChar"/>
-              </w:rPr>
-              <w:t xml:space="preserve">10000000</w:t>
-            </w:r>
-            <w:r>
+                <w:sz w:val="18"/>
+              </w:rPr>
+              <w:t xml:space="preserve">50000000</w:t>
+            </w:r>
+            <w:r>
+              <w:rPr>
+                <w:sz w:val="18"/>
+              </w:rPr>
               <w:t xml:space="preserve">,</w:t>
             </w:r>
             <w:r>
+              <w:rPr>
+                <w:sz w:val="18"/>
+              </w:rPr>
               <w:t xml:space="preserve"> </w:t>
             </w:r>
             <w:r>
               <w:rPr>
                 <w:rStyle w:val="VerbatimChar"/>
-              </w:rPr>
-              <w:t xml:space="preserve">20000000</w:t>
-            </w:r>
-            <w:r>
-              <w:t xml:space="preserve">,</w:t>
-            </w:r>
-            <w:r>
-              <w:t xml:space="preserve"> </w:t>
-            </w:r>
-            <w:r>
-              <w:rPr>
-                <w:rStyle w:val="VerbatimChar"/>
-              </w:rPr>
-              <w:t xml:space="preserve">50000000</w:t>
-            </w:r>
-            <w:r>
-              <w:t xml:space="preserve">,</w:t>
-            </w:r>
-            <w:r>
-              <w:t xml:space="preserve"> </w:t>
-            </w:r>
-            <w:r>
-              <w:rPr>
-                <w:rStyle w:val="VerbatimChar"/>
+                <w:sz w:val="18"/>
               </w:rPr>
               <w:t xml:space="preserve">100000000</w:t>
             </w:r>
@@ -1738,116 +2567,199 @@
       </w:tr>
       <w:tr>
         <w:tc>
+          <w:tcPr>
+            <w:noWrap/>
+          </w:tcPr>
+          <w:p>
+            <w:pPr>
+              <w:pStyle w:val="Compact"/>
+              <w:spacing w:before="20" w:after="20"/>
+              <w:jc w:val="left"/>
+            </w:pPr>
+            <w:r>
+              <w:rPr>
+                <w:rStyle w:val="VerbatimChar"/>
+                <w:sz w:val="18"/>
+              </w:rPr>
+              <w:t xml:space="preserve">MOTOR_PD</w:t>
+            </w:r>
+          </w:p>
+        </w:tc>
+        <w:tc>
           <w:tcPr/>
           <w:p>
             <w:pPr>
               <w:pStyle w:val="Compact"/>
+              <w:spacing w:before="20" w:after="20"/>
+              <w:jc w:val="left"/>
+            </w:pPr>
+            <w:r>
+              <w:rPr>
+                <w:sz w:val="18"/>
+              </w:rPr>
+              <w:t xml:space="preserve">Voluntary physical damage</w:t>
+            </w:r>
+          </w:p>
+        </w:tc>
+        <w:tc>
+          <w:tcPr/>
+          <w:p>
+            <w:pPr>
+              <w:pStyle w:val="Compact"/>
+              <w:spacing w:before="20" w:after="20"/>
               <w:jc w:val="left"/>
             </w:pPr>
             <w:r>
               <w:rPr>
                 <w:rStyle w:val="VerbatimChar"/>
-              </w:rPr>
-              <w:t xml:space="preserve">MOTOR_PD</w:t>
-            </w:r>
-          </w:p>
-        </w:tc>
-        <w:tc>
-          <w:tcPr/>
-          <w:p>
-            <w:pPr>
-              <w:pStyle w:val="Compact"/>
-              <w:jc w:val="left"/>
-            </w:pPr>
-            <w:r>
-              <w:t xml:space="preserve">Voluntary physical damage</w:t>
-            </w:r>
-          </w:p>
-        </w:tc>
-        <w:tc>
-          <w:tcPr/>
-          <w:p>
-            <w:pPr>
-              <w:pStyle w:val="Compact"/>
-              <w:jc w:val="left"/>
-            </w:pPr>
+                <w:sz w:val="18"/>
+              </w:rPr>
+              <w:t xml:space="preserve">sumInsured</w:t>
+            </w:r>
+            <w:r>
+              <w:rPr>
+                <w:sz w:val="18"/>
+              </w:rPr>
+              <w:t xml:space="preserve"> </w:t>
+            </w:r>
+            <w:r>
+              <w:rPr>
+                <w:sz w:val="18"/>
+              </w:rPr>
+              <w:t xml:space="preserve">(VND, ≤ 5,000,000,000 online),</w:t>
+            </w:r>
+            <w:r>
+              <w:rPr>
+                <w:sz w:val="18"/>
+              </w:rPr>
+              <w:t xml:space="preserve"> </w:t>
+            </w:r>
             <w:r>
               <w:rPr>
                 <w:rStyle w:val="VerbatimChar"/>
-              </w:rPr>
-              <w:t xml:space="preserve">sumInsured</w:t>
-            </w:r>
-            <w:r>
+                <w:sz w:val="18"/>
+              </w:rPr>
+              <w:t xml:space="preserve">deductible</w:t>
+            </w:r>
+            <w:r>
+              <w:rPr>
+                <w:sz w:val="18"/>
+              </w:rPr>
+              <w:t xml:space="preserve">:</w:t>
+            </w:r>
+            <w:r>
+              <w:rPr>
+                <w:sz w:val="18"/>
+              </w:rPr>
               <w:t xml:space="preserve"> </w:t>
             </w:r>
             <w:r>
-              <w:t xml:space="preserve">(VND, ≤ 5,000,000,000 online),</w:t>
-            </w:r>
-            <w:r>
+              <w:rPr>
+                <w:rStyle w:val="VerbatimChar"/>
+                <w:sz w:val="18"/>
+              </w:rPr>
+              <w:t xml:space="preserve">0</w:t>
+            </w:r>
+            <w:r>
+              <w:rPr>
+                <w:sz w:val="18"/>
+              </w:rPr>
+              <w:t xml:space="preserve">,</w:t>
+            </w:r>
+            <w:r>
+              <w:rPr>
+                <w:sz w:val="18"/>
+              </w:rPr>
               <w:t xml:space="preserve"> </w:t>
             </w:r>
             <w:r>
               <w:rPr>
                 <w:rStyle w:val="VerbatimChar"/>
-              </w:rPr>
-              <w:t xml:space="preserve">deductible</w:t>
-            </w:r>
-            <w:r>
-              <w:t xml:space="preserve">:</w:t>
-            </w:r>
-            <w:r>
+                <w:sz w:val="18"/>
+              </w:rPr>
+              <w:t xml:space="preserve">500000</w:t>
+            </w:r>
+            <w:r>
+              <w:rPr>
+                <w:sz w:val="18"/>
+              </w:rPr>
               <w:t xml:space="preserve"> </w:t>
             </w:r>
             <w:r>
               <w:rPr>
+                <w:sz w:val="18"/>
+              </w:rPr>
+              <w:t xml:space="preserve">or</w:t>
+            </w:r>
+            <w:r>
+              <w:rPr>
+                <w:sz w:val="18"/>
+              </w:rPr>
+              <w:t xml:space="preserve"> </w:t>
+            </w:r>
+            <w:r>
+              <w:rPr>
                 <w:rStyle w:val="VerbatimChar"/>
-              </w:rPr>
-              <w:t xml:space="preserve">0</w:t>
-            </w:r>
-            <w:r>
+                <w:sz w:val="18"/>
+              </w:rPr>
+              <w:t xml:space="preserve">1000000</w:t>
+            </w:r>
+            <w:r>
+              <w:rPr>
+                <w:sz w:val="18"/>
+              </w:rPr>
               <w:t xml:space="preserve">,</w:t>
             </w:r>
             <w:r>
+              <w:rPr>
+                <w:sz w:val="18"/>
+              </w:rPr>
               <w:t xml:space="preserve"> </w:t>
             </w:r>
             <w:r>
               <w:rPr>
                 <w:rStyle w:val="VerbatimChar"/>
-              </w:rPr>
-              <w:t xml:space="preserve">500000</w:t>
-            </w:r>
-            <w:r>
+                <w:sz w:val="18"/>
+              </w:rPr>
+              <w:t xml:space="preserve">vehicleAge</w:t>
+            </w:r>
+            <w:r>
+              <w:rPr>
+                <w:sz w:val="18"/>
+              </w:rPr>
               <w:t xml:space="preserve"> </w:t>
             </w:r>
             <w:r>
-              <w:t xml:space="preserve">or</w:t>
-            </w:r>
-            <w:r>
+              <w:rPr>
+                <w:sz w:val="18"/>
+              </w:rPr>
+              <w:t xml:space="preserve">(years).</w:t>
+            </w:r>
+            <w:r>
+              <w:rPr>
+                <w:sz w:val="18"/>
+              </w:rPr>
               <w:t xml:space="preserve"> </w:t>
             </w:r>
             <w:r>
               <w:rPr>
-                <w:rStyle w:val="VerbatimChar"/>
-              </w:rPr>
-              <w:t xml:space="preserve">1000000</w:t>
-            </w:r>
-            <w:r>
-              <w:t xml:space="preserve">,</w:t>
-            </w:r>
-            <w:r>
+                <w:bCs/>
+                <w:b/>
+                <w:sz w:val="18"/>
+              </w:rPr>
+              <w:t xml:space="preserve">Requires a recorded vehicle inspection before binding</w:t>
+            </w:r>
+            <w:r>
+              <w:rPr>
+                <w:sz w:val="18"/>
+              </w:rPr>
               <w:t xml:space="preserve"> </w:t>
             </w:r>
             <w:r>
               <w:rPr>
-                <w:rStyle w:val="VerbatimChar"/>
-              </w:rPr>
-              <w:t xml:space="preserve">vehicleAge</w:t>
-            </w:r>
-            <w:r>
-              <w:t xml:space="preserve"> </w:t>
-            </w:r>
-            <w:r>
-              <w:t xml:space="preserve">(years). May require inspection before binding: follow your partner agreement.</w:t>
+                <w:sz w:val="18"/>
+              </w:rPr>
+              <w:t xml:space="preserve">(see section 3.2).</w:t>
             </w:r>
           </w:p>
         </w:tc>
@@ -2161,15 +3073,6 @@
           <w:rStyle w:val="StringTok"/>
         </w:rPr>
         <w:t xml:space="preserve">    "currentExpiry": "2026-11-05",</w:t>
-      </w:r>
-      <w:r>
-        <w:br/>
-      </w:r>
-      <w:r>
-        <w:rPr>
-          <w:rStyle w:val="StringTok"/>
-        </w:rPr>
-        <w:t xml:space="preserve">    "consentMarketing": false,</w:t>
       </w:r>
       <w:r>
         <w:br/>
@@ -4385,7 +5288,7 @@
         <w:pStyle w:val="FirstParagraph"/>
       </w:pPr>
       <w:r>
-        <w:t xml:space="preserve">Pays and issues every line of a quote.</w:t>
+        <w:t xml:space="preserve">Binds and issues every line of a quote.</w:t>
       </w:r>
       <w:r>
         <w:t xml:space="preserve"> </w:t>
@@ -4413,7 +5316,7 @@
         <w:t xml:space="preserve"> </w:t>
       </w:r>
       <w:r>
-        <w:t xml:space="preserve">that is unique per purchase attempt and reuse it on retries. A retried request with the same key and quote returns the original order and</w:t>
+        <w:t xml:space="preserve">that is unique per purchase attempt and reuse it on retries. A retried request with the same key and quote returns the original completed order and</w:t>
       </w:r>
       <w:r>
         <w:t xml:space="preserve"> </w:t>
@@ -4423,7 +5326,112 @@
           <w:bCs/>
           <w:b/>
         </w:rPr>
-        <w:t xml:space="preserve">never charges twice</w:t>
+        <w:t xml:space="preserve">never issues twice</w:t>
+      </w:r>
+      <w:r>
+        <w:t xml:space="preserve">. Requires the</w:t>
+      </w:r>
+      <w:r>
+        <w:t xml:space="preserve"> </w:t>
+      </w:r>
+      <w:r>
+        <w:rPr>
+          <w:rStyle w:val="VerbatimChar"/>
+        </w:rPr>
+        <w:t xml:space="preserve">purchase</w:t>
+      </w:r>
+      <w:r>
+        <w:t xml:space="preserve"> </w:t>
+      </w:r>
+      <w:r>
+        <w:t xml:space="preserve">scope.</w:t>
+      </w:r>
+    </w:p>
+    <w:p>
+      <w:pPr>
+        <w:pStyle w:val="BodyText"/>
+      </w:pPr>
+      <w:r>
+        <w:rPr>
+          <w:bCs/>
+          <w:b/>
+        </w:rPr>
+        <w:t xml:space="preserve">Physical damage:</w:t>
+      </w:r>
+      <w:r>
+        <w:t xml:space="preserve"> </w:t>
+      </w:r>
+      <w:r>
+        <w:t xml:space="preserve">a quote that contains</w:t>
+      </w:r>
+      <w:r>
+        <w:t xml:space="preserve"> </w:t>
+      </w:r>
+      <w:r>
+        <w:rPr>
+          <w:rStyle w:val="VerbatimChar"/>
+        </w:rPr>
+        <w:t xml:space="preserve">MOTOR_PD</w:t>
+      </w:r>
+      <w:r>
+        <w:t xml:space="preserve"> </w:t>
+      </w:r>
+      <w:r>
+        <w:t xml:space="preserve">can be bound only after a TASCO assessor has recorded a passed vehicle inspection on the quote. Until then the order fails with</w:t>
+      </w:r>
+      <w:r>
+        <w:t xml:space="preserve"> </w:t>
+      </w:r>
+      <w:r>
+        <w:rPr>
+          <w:rStyle w:val="VerbatimChar"/>
+        </w:rPr>
+        <w:t xml:space="preserve">422</w:t>
+      </w:r>
+      <w:r>
+        <w:t xml:space="preserve"> </w:t>
+      </w:r>
+      <w:r>
+        <w:t xml:space="preserve">("Physical damage cover needs a vehicle inspection first — a TASCO assessor will contact you"). Arrange the inspection with your partner manager, or quote</w:t>
+      </w:r>
+      <w:r>
+        <w:t xml:space="preserve"> </w:t>
+      </w:r>
+      <w:r>
+        <w:rPr>
+          <w:rStyle w:val="VerbatimChar"/>
+        </w:rPr>
+        <w:t xml:space="preserve">TNDS_CAR</w:t>
+      </w:r>
+      <w:r>
+        <w:t xml:space="preserve"> </w:t>
+      </w:r>
+      <w:r>
+        <w:t xml:space="preserve">and</w:t>
+      </w:r>
+      <w:r>
+        <w:t xml:space="preserve"> </w:t>
+      </w:r>
+      <w:r>
+        <w:rPr>
+          <w:rStyle w:val="VerbatimChar"/>
+        </w:rPr>
+        <w:t xml:space="preserve">PA_SEAT</w:t>
+      </w:r>
+      <w:r>
+        <w:t xml:space="preserve"> </w:t>
+      </w:r>
+      <w:r>
+        <w:t xml:space="preserve">without</w:t>
+      </w:r>
+      <w:r>
+        <w:t xml:space="preserve"> </w:t>
+      </w:r>
+      <w:r>
+        <w:rPr>
+          <w:rStyle w:val="VerbatimChar"/>
+        </w:rPr>
+        <w:t xml:space="preserve">MOTOR_PD</w:t>
       </w:r>
       <w:r>
         <w:t xml:space="preserve">.</w:t>
@@ -4453,12 +5461,14 @@
           <w:p>
             <w:pPr>
               <w:pStyle w:val="Compact"/>
+              <w:spacing w:before="20" w:after="20"/>
               <w:jc w:val="left"/>
             </w:pPr>
             <w:r>
               <w:rPr>
                 <w:b/>
                 <w:color w:val="FFFFFF"/>
+                <w:sz w:val="18"/>
               </w:rPr>
               <w:t xml:space="preserve">Header</w:t>
             </w:r>
@@ -4471,12 +5481,14 @@
           <w:p>
             <w:pPr>
               <w:pStyle w:val="Compact"/>
+              <w:spacing w:before="20" w:after="20"/>
               <w:jc w:val="left"/>
             </w:pPr>
             <w:r>
               <w:rPr>
                 <w:b/>
                 <w:color w:val="FFFFFF"/>
+                <w:sz w:val="18"/>
               </w:rPr>
               <w:t xml:space="preserve">Required</w:t>
             </w:r>
@@ -4489,12 +5501,14 @@
           <w:p>
             <w:pPr>
               <w:pStyle w:val="Compact"/>
+              <w:spacing w:before="20" w:after="20"/>
               <w:jc w:val="left"/>
             </w:pPr>
             <w:r>
               <w:rPr>
                 <w:b/>
                 <w:color w:val="FFFFFF"/>
+                <w:sz w:val="18"/>
               </w:rPr>
               <w:t xml:space="preserve">Rules</w:t>
             </w:r>
@@ -4503,67 +5517,96 @@
       </w:tr>
       <w:tr>
         <w:tc>
+          <w:tcPr>
+            <w:noWrap/>
+          </w:tcPr>
+          <w:p>
+            <w:pPr>
+              <w:pStyle w:val="Compact"/>
+              <w:spacing w:before="20" w:after="20"/>
+              <w:jc w:val="left"/>
+            </w:pPr>
+            <w:r>
+              <w:rPr>
+                <w:rStyle w:val="VerbatimChar"/>
+                <w:sz w:val="18"/>
+              </w:rPr>
+              <w:t xml:space="preserve">Idempotency-Key</w:t>
+            </w:r>
+          </w:p>
+        </w:tc>
+        <w:tc>
           <w:tcPr/>
           <w:p>
             <w:pPr>
               <w:pStyle w:val="Compact"/>
-              <w:jc w:val="left"/>
-            </w:pPr>
+              <w:spacing w:before="20" w:after="20"/>
+              <w:jc w:val="left"/>
+            </w:pPr>
+            <w:r>
+              <w:rPr>
+                <w:sz w:val="18"/>
+              </w:rPr>
+              <w:t xml:space="preserve">✓</w:t>
+            </w:r>
+          </w:p>
+        </w:tc>
+        <w:tc>
+          <w:tcPr/>
+          <w:p>
+            <w:pPr>
+              <w:pStyle w:val="Compact"/>
+              <w:spacing w:before="20" w:after="20"/>
+              <w:jc w:val="left"/>
+            </w:pPr>
+            <w:r>
+              <w:rPr>
+                <w:sz w:val="18"/>
+              </w:rPr>
+              <w:t xml:space="preserve">8–100 characters: letters, digits,</w:t>
+            </w:r>
+            <w:r>
+              <w:rPr>
+                <w:sz w:val="18"/>
+              </w:rPr>
+              <w:t xml:space="preserve"> </w:t>
+            </w:r>
             <w:r>
               <w:rPr>
                 <w:rStyle w:val="VerbatimChar"/>
-              </w:rPr>
-              <w:t xml:space="preserve">Idempotency-Key</w:t>
-            </w:r>
-          </w:p>
-        </w:tc>
-        <w:tc>
-          <w:tcPr/>
-          <w:p>
-            <w:pPr>
-              <w:pStyle w:val="Compact"/>
-              <w:jc w:val="left"/>
-            </w:pPr>
-            <w:r>
-              <w:t xml:space="preserve">✓</w:t>
-            </w:r>
-          </w:p>
-        </w:tc>
-        <w:tc>
-          <w:tcPr/>
-          <w:p>
-            <w:pPr>
-              <w:pStyle w:val="Compact"/>
-              <w:jc w:val="left"/>
-            </w:pPr>
-            <w:r>
-              <w:t xml:space="preserve">8–100 characters: letters, digits,</w:t>
-            </w:r>
-            <w:r>
+                <w:sz w:val="18"/>
+              </w:rPr>
+              <w:t xml:space="preserve">_</w:t>
+            </w:r>
+            <w:r>
+              <w:rPr>
+                <w:sz w:val="18"/>
+              </w:rPr>
               <w:t xml:space="preserve"> </w:t>
             </w:r>
             <w:r>
               <w:rPr>
+                <w:sz w:val="18"/>
+              </w:rPr>
+              <w:t xml:space="preserve">or</w:t>
+            </w:r>
+            <w:r>
+              <w:rPr>
+                <w:sz w:val="18"/>
+              </w:rPr>
+              <w:t xml:space="preserve"> </w:t>
+            </w:r>
+            <w:r>
+              <w:rPr>
                 <w:rStyle w:val="VerbatimChar"/>
-              </w:rPr>
-              <w:t xml:space="preserve">_</w:t>
-            </w:r>
-            <w:r>
-              <w:t xml:space="preserve"> </w:t>
-            </w:r>
-            <w:r>
-              <w:t xml:space="preserve">or</w:t>
-            </w:r>
-            <w:r>
-              <w:t xml:space="preserve"> </w:t>
-            </w:r>
-            <w:r>
-              <w:rPr>
-                <w:rStyle w:val="VerbatimChar"/>
+                <w:sz w:val="18"/>
               </w:rPr>
               <w:t xml:space="preserve">-</w:t>
             </w:r>
             <w:r>
+              <w:rPr>
+                <w:sz w:val="18"/>
+              </w:rPr>
               <w:t xml:space="preserve">. Use a UUID or your own order reference.</w:t>
             </w:r>
           </w:p>
@@ -4595,12 +5638,14 @@
           <w:p>
             <w:pPr>
               <w:pStyle w:val="Compact"/>
+              <w:spacing w:before="20" w:after="20"/>
               <w:jc w:val="left"/>
             </w:pPr>
             <w:r>
               <w:rPr>
                 <w:b/>
                 <w:color w:val="FFFFFF"/>
+                <w:sz w:val="18"/>
               </w:rPr>
               <w:t xml:space="preserve">Body field</w:t>
             </w:r>
@@ -4613,12 +5658,14 @@
           <w:p>
             <w:pPr>
               <w:pStyle w:val="Compact"/>
+              <w:spacing w:before="20" w:after="20"/>
               <w:jc w:val="left"/>
             </w:pPr>
             <w:r>
               <w:rPr>
                 <w:b/>
                 <w:color w:val="FFFFFF"/>
+                <w:sz w:val="18"/>
               </w:rPr>
               <w:t xml:space="preserve">Type</w:t>
             </w:r>
@@ -4631,12 +5678,14 @@
           <w:p>
             <w:pPr>
               <w:pStyle w:val="Compact"/>
+              <w:spacing w:before="20" w:after="20"/>
               <w:jc w:val="left"/>
             </w:pPr>
             <w:r>
               <w:rPr>
                 <w:b/>
                 <w:color w:val="FFFFFF"/>
+                <w:sz w:val="18"/>
               </w:rPr>
               <w:t xml:space="preserve">Required</w:t>
             </w:r>
@@ -4645,17 +5694,37 @@
       </w:tr>
       <w:tr>
         <w:tc>
+          <w:tcPr>
+            <w:noWrap/>
+          </w:tcPr>
+          <w:p>
+            <w:pPr>
+              <w:pStyle w:val="Compact"/>
+              <w:spacing w:before="20" w:after="20"/>
+              <w:jc w:val="left"/>
+            </w:pPr>
+            <w:r>
+              <w:rPr>
+                <w:rStyle w:val="VerbatimChar"/>
+                <w:sz w:val="18"/>
+              </w:rPr>
+              <w:t xml:space="preserve">quoteId</w:t>
+            </w:r>
+          </w:p>
+        </w:tc>
+        <w:tc>
           <w:tcPr/>
           <w:p>
             <w:pPr>
               <w:pStyle w:val="Compact"/>
-              <w:jc w:val="left"/>
-            </w:pPr>
-            <w:r>
-              <w:rPr>
-                <w:rStyle w:val="VerbatimChar"/>
-              </w:rPr>
-              <w:t xml:space="preserve">quoteId</w:t>
+              <w:spacing w:before="20" w:after="20"/>
+              <w:jc w:val="left"/>
+            </w:pPr>
+            <w:r>
+              <w:rPr>
+                <w:sz w:val="18"/>
+              </w:rPr>
+              <w:t xml:space="preserve">string</w:t>
             </w:r>
           </w:p>
         </w:tc>
@@ -4664,37 +5733,39 @@
           <w:p>
             <w:pPr>
               <w:pStyle w:val="Compact"/>
-              <w:jc w:val="left"/>
-            </w:pPr>
-            <w:r>
-              <w:t xml:space="preserve">string</w:t>
-            </w:r>
-          </w:p>
-        </w:tc>
-        <w:tc>
-          <w:tcPr/>
-          <w:p>
-            <w:pPr>
-              <w:pStyle w:val="Compact"/>
-              <w:jc w:val="left"/>
-            </w:pPr>
-            <w:r>
+              <w:spacing w:before="20" w:after="20"/>
+              <w:jc w:val="left"/>
+            </w:pPr>
+            <w:r>
+              <w:rPr>
+                <w:sz w:val="18"/>
+              </w:rPr>
               <w:t xml:space="preserve">✓ (must be a quote created with</w:t>
             </w:r>
             <w:r>
+              <w:rPr>
+                <w:sz w:val="18"/>
+              </w:rPr>
               <w:t xml:space="preserve"> </w:t>
             </w:r>
             <w:r>
               <w:rPr>
                 <w:bCs/>
                 <w:b/>
+                <w:sz w:val="18"/>
               </w:rPr>
               <w:t xml:space="preserve">your</w:t>
             </w:r>
             <w:r>
+              <w:rPr>
+                <w:sz w:val="18"/>
+              </w:rPr>
               <w:t xml:space="preserve"> </w:t>
             </w:r>
             <w:r>
+              <w:rPr>
+                <w:sz w:val="18"/>
+              </w:rPr>
               <w:t xml:space="preserve">key)</w:t>
             </w:r>
           </w:p>
@@ -4702,17 +5773,37 @@
       </w:tr>
       <w:tr>
         <w:tc>
+          <w:tcPr>
+            <w:noWrap/>
+          </w:tcPr>
+          <w:p>
+            <w:pPr>
+              <w:pStyle w:val="Compact"/>
+              <w:spacing w:before="20" w:after="20"/>
+              <w:jc w:val="left"/>
+            </w:pPr>
+            <w:r>
+              <w:rPr>
+                <w:rStyle w:val="VerbatimChar"/>
+                <w:sz w:val="18"/>
+              </w:rPr>
+              <w:t xml:space="preserve">holderName</w:t>
+            </w:r>
+          </w:p>
+        </w:tc>
+        <w:tc>
           <w:tcPr/>
           <w:p>
             <w:pPr>
               <w:pStyle w:val="Compact"/>
-              <w:jc w:val="left"/>
-            </w:pPr>
-            <w:r>
-              <w:rPr>
-                <w:rStyle w:val="VerbatimChar"/>
-              </w:rPr>
-              <w:t xml:space="preserve">holderName</w:t>
+              <w:spacing w:before="20" w:after="20"/>
+              <w:jc w:val="left"/>
+            </w:pPr>
+            <w:r>
+              <w:rPr>
+                <w:sz w:val="18"/>
+              </w:rPr>
+              <w:t xml:space="preserve">string (≤ 120)</w:t>
             </w:r>
           </w:p>
         </w:tc>
@@ -4721,21 +5812,13 @@
           <w:p>
             <w:pPr>
               <w:pStyle w:val="Compact"/>
-              <w:jc w:val="left"/>
-            </w:pPr>
-            <w:r>
-              <w:t xml:space="preserve">string (≤ 120)</w:t>
-            </w:r>
-          </w:p>
-        </w:tc>
-        <w:tc>
-          <w:tcPr/>
-          <w:p>
-            <w:pPr>
-              <w:pStyle w:val="Compact"/>
-              <w:jc w:val="left"/>
-            </w:pPr>
-            <w:r>
+              <w:spacing w:before="20" w:after="20"/>
+              <w:jc w:val="left"/>
+            </w:pPr>
+            <w:r>
+              <w:rPr>
+                <w:sz w:val="18"/>
+              </w:rPr>
               <w:t xml:space="preserve">Optional override of the policyholder name</w:t>
             </w:r>
           </w:p>
@@ -5349,7 +6432,7 @@
         <w:rPr>
           <w:rStyle w:val="StringTok"/>
         </w:rPr>
-        <w:t xml:space="preserve">"VW-1a2b3c4d5e6f"</w:t>
+        <w:t xml:space="preserve">"PARTNER-P-BANK-01-O-9a8b7c6d5e4f3a2b1c0d"</w:t>
       </w:r>
       <w:r>
         <w:rPr>
@@ -6669,12 +7752,14 @@
           <w:p>
             <w:pPr>
               <w:pStyle w:val="Compact"/>
+              <w:spacing w:before="20" w:after="20"/>
               <w:jc w:val="left"/>
             </w:pPr>
             <w:r>
               <w:rPr>
                 <w:b/>
                 <w:color w:val="FFFFFF"/>
+                <w:sz w:val="18"/>
               </w:rPr>
               <w:t xml:space="preserve">Situation</w:t>
             </w:r>
@@ -6687,12 +7772,14 @@
           <w:p>
             <w:pPr>
               <w:pStyle w:val="Compact"/>
+              <w:spacing w:before="20" w:after="20"/>
               <w:jc w:val="left"/>
             </w:pPr>
             <w:r>
               <w:rPr>
                 <w:b/>
                 <w:color w:val="FFFFFF"/>
+                <w:sz w:val="18"/>
               </w:rPr>
               <w:t xml:space="preserve">What happened</w:t>
             </w:r>
@@ -6705,12 +7792,14 @@
           <w:p>
             <w:pPr>
               <w:pStyle w:val="Compact"/>
+              <w:spacing w:before="20" w:after="20"/>
               <w:jc w:val="left"/>
             </w:pPr>
             <w:r>
               <w:rPr>
                 <w:b/>
                 <w:color w:val="FFFFFF"/>
+                <w:sz w:val="18"/>
               </w:rPr>
               <w:t xml:space="preserve">What to do</w:t>
             </w:r>
@@ -6723,9 +7812,13 @@
           <w:p>
             <w:pPr>
               <w:pStyle w:val="Compact"/>
-              <w:jc w:val="left"/>
-            </w:pPr>
-            <w:r>
+              <w:spacing w:before="20" w:after="20"/>
+              <w:jc w:val="left"/>
+            </w:pPr>
+            <w:r>
+              <w:rPr>
+                <w:sz w:val="18"/>
+              </w:rPr>
               <w:t xml:space="preserve">Network timeout or no response</w:t>
             </w:r>
           </w:p>
@@ -6735,9 +7828,13 @@
           <w:p>
             <w:pPr>
               <w:pStyle w:val="Compact"/>
-              <w:jc w:val="left"/>
-            </w:pPr>
-            <w:r>
+              <w:spacing w:before="20" w:after="20"/>
+              <w:jc w:val="left"/>
+            </w:pPr>
+            <w:r>
+              <w:rPr>
+                <w:sz w:val="18"/>
+              </w:rPr>
               <w:t xml:space="preserve">Unknown: the order may or may not have completed</w:t>
             </w:r>
           </w:p>
@@ -6747,41 +7844,85 @@
           <w:p>
             <w:pPr>
               <w:pStyle w:val="Compact"/>
-              <w:jc w:val="left"/>
-            </w:pPr>
-            <w:r>
+              <w:spacing w:before="20" w:after="20"/>
+              <w:jc w:val="left"/>
+            </w:pPr>
+            <w:r>
+              <w:rPr>
+                <w:sz w:val="18"/>
+              </w:rPr>
               <w:t xml:space="preserve">Retry with the</w:t>
             </w:r>
             <w:r>
+              <w:rPr>
+                <w:sz w:val="18"/>
+              </w:rPr>
               <w:t xml:space="preserve"> </w:t>
             </w:r>
             <w:r>
               <w:rPr>
                 <w:bCs/>
                 <w:b/>
+                <w:sz w:val="18"/>
               </w:rPr>
               <w:t xml:space="preserve">same</w:t>
             </w:r>
             <w:r>
+              <w:rPr>
+                <w:sz w:val="18"/>
+              </w:rPr>
               <w:t xml:space="preserve"> </w:t>
             </w:r>
             <w:r>
               <w:rPr>
                 <w:rStyle w:val="VerbatimChar"/>
+                <w:sz w:val="18"/>
               </w:rPr>
               <w:t xml:space="preserve">Idempotency-Key</w:t>
             </w:r>
             <w:r>
+              <w:rPr>
+                <w:sz w:val="18"/>
+              </w:rPr>
               <w:t xml:space="preserve">. You get either the completed order (</w:t>
             </w:r>
             <w:r>
               <w:rPr>
                 <w:rStyle w:val="VerbatimChar"/>
+                <w:sz w:val="18"/>
               </w:rPr>
               <w:t xml:space="preserve">idempotentReplay: true</w:t>
             </w:r>
             <w:r>
-              <w:t xml:space="preserve">) or the original attempt's outcome.</w:t>
+              <w:rPr>
+                <w:sz w:val="18"/>
+              </w:rPr>
+              <w:t xml:space="preserve">) or</w:t>
+            </w:r>
+            <w:r>
+              <w:rPr>
+                <w:sz w:val="18"/>
+              </w:rPr>
+              <w:t xml:space="preserve"> </w:t>
+            </w:r>
+            <w:r>
+              <w:rPr>
+                <w:rStyle w:val="VerbatimChar"/>
+                <w:sz w:val="18"/>
+              </w:rPr>
+              <w:t xml:space="preserve">409</w:t>
+            </w:r>
+            <w:r>
+              <w:rPr>
+                <w:sz w:val="18"/>
+              </w:rPr>
+              <w:t xml:space="preserve"> </w:t>
+            </w:r>
+            <w:r>
+              <w:rPr>
+                <w:sz w:val="18"/>
+              </w:rPr>
+              <w:t xml:space="preserve">if that attempt failed.</w:t>
             </w:r>
           </w:p>
         </w:tc>
@@ -6792,19 +7933,27 @@
           <w:p>
             <w:pPr>
               <w:pStyle w:val="Compact"/>
+              <w:spacing w:before="20" w:after="20"/>
               <w:jc w:val="left"/>
             </w:pPr>
             <w:r>
               <w:rPr>
                 <w:rStyle w:val="VerbatimChar"/>
+                <w:sz w:val="18"/>
               </w:rPr>
               <w:t xml:space="preserve">503 UPSTREAM_UNAVAILABLE</w:t>
             </w:r>
             <w:r>
+              <w:rPr>
+                <w:sz w:val="18"/>
+              </w:rPr>
               <w:t xml:space="preserve"> </w:t>
             </w:r>
             <w:r>
-              <w:t xml:space="preserve">(payment or issuance service down)</w:t>
+              <w:rPr>
+                <w:sz w:val="18"/>
+              </w:rPr>
+              <w:t xml:space="preserve">(TASCO core down)</w:t>
             </w:r>
           </w:p>
         </w:tc>
@@ -6813,10 +7962,14 @@
           <w:p>
             <w:pPr>
               <w:pStyle w:val="Compact"/>
-              <w:jc w:val="left"/>
-            </w:pPr>
-            <w:r>
-              <w:t xml:space="preserve">Nothing was charged, or the payment was refunded automatically if issuance failed after payment. The order is flagged for reconciliation.</w:t>
+              <w:spacing w:before="20" w:after="20"/>
+              <w:jc w:val="left"/>
+            </w:pPr>
+            <w:r>
+              <w:rPr>
+                <w:sz w:val="18"/>
+              </w:rPr>
+              <w:t xml:space="preserve">Nothing was issued. Any line already issued in this attempt was cancelled automatically. The order is flagged for reconciliation.</w:t>
             </w:r>
           </w:p>
         </w:tc>
@@ -6825,34 +7978,52 @@
           <w:p>
             <w:pPr>
               <w:pStyle w:val="Compact"/>
-              <w:jc w:val="left"/>
-            </w:pPr>
-            <w:r>
-              <w:t xml:space="preserve">Wait and retry with a</w:t>
-            </w:r>
-            <w:r>
+              <w:spacing w:before="20" w:after="20"/>
+              <w:jc w:val="left"/>
+            </w:pPr>
+            <w:r>
+              <w:rPr>
+                <w:sz w:val="18"/>
+              </w:rPr>
+              <w:t xml:space="preserve">Wait, then retry with a</w:t>
+            </w:r>
+            <w:r>
+              <w:rPr>
+                <w:sz w:val="18"/>
+              </w:rPr>
               <w:t xml:space="preserve"> </w:t>
             </w:r>
             <w:r>
               <w:rPr>
                 <w:bCs/>
                 <w:b/>
+                <w:sz w:val="18"/>
               </w:rPr>
               <w:t xml:space="preserve">new</w:t>
             </w:r>
             <w:r>
+              <w:rPr>
+                <w:sz w:val="18"/>
+              </w:rPr>
               <w:t xml:space="preserve"> </w:t>
             </w:r>
             <w:r>
               <w:rPr>
                 <w:rStyle w:val="VerbatimChar"/>
+                <w:sz w:val="18"/>
               </w:rPr>
               <w:t xml:space="preserve">Idempotency-Key</w:t>
             </w:r>
             <w:r>
+              <w:rPr>
+                <w:sz w:val="18"/>
+              </w:rPr>
               <w:t xml:space="preserve"> </w:t>
             </w:r>
             <w:r>
+              <w:rPr>
+                <w:sz w:val="18"/>
+              </w:rPr>
               <w:t xml:space="preserve">for the same quote (if it has not expired)</w:t>
             </w:r>
           </w:p>
@@ -6864,77 +8035,57 @@
           <w:p>
             <w:pPr>
               <w:pStyle w:val="Compact"/>
+              <w:spacing w:before="20" w:after="20"/>
               <w:jc w:val="left"/>
             </w:pPr>
             <w:r>
               <w:rPr>
                 <w:rStyle w:val="VerbatimChar"/>
-              </w:rPr>
-              <w:t xml:space="preserve">200</w:t>
-            </w:r>
-            <w:r>
+                <w:sz w:val="18"/>
+              </w:rPr>
+              <w:t xml:space="preserve">409 CONFLICT</w:t>
+            </w:r>
+            <w:r>
+              <w:rPr>
+                <w:sz w:val="18"/>
+              </w:rPr>
               <w:t xml:space="preserve"> </w:t>
             </w:r>
             <w:r>
-              <w:t xml:space="preserve">with</w:t>
-            </w:r>
-            <w:r>
-              <w:t xml:space="preserve"> </w:t>
-            </w:r>
-            <w:r>
-              <w:rPr>
-                <w:rStyle w:val="VerbatimChar"/>
-              </w:rPr>
-              <w:t xml:space="preserve">"idempotentReplay": true</w:t>
-            </w:r>
-            <w:r>
+              <w:rPr>
+                <w:sz w:val="18"/>
+              </w:rPr>
+              <w:t xml:space="preserve">"A previous attempt with this Idempotency-Key ended as … — retry with a new key"</w:t>
+            </w:r>
+          </w:p>
+        </w:tc>
+        <w:tc>
+          <w:tcPr/>
+          <w:p>
+            <w:pPr>
+              <w:pStyle w:val="Compact"/>
+              <w:spacing w:before="20" w:after="20"/>
+              <w:jc w:val="left"/>
+            </w:pPr>
+            <w:r>
+              <w:rPr>
+                <w:sz w:val="18"/>
+              </w:rPr>
+              <w:t xml:space="preserve">You re-sent the key of an attempt that</w:t>
+            </w:r>
+            <w:r>
+              <w:rPr>
+                <w:sz w:val="18"/>
+              </w:rPr>
               <w:t xml:space="preserve"> </w:t>
             </w:r>
             <w:r>
               <w:rPr>
                 <w:bCs/>
                 <w:b/>
-              </w:rPr>
-              <w:t xml:space="preserve">and</w:t>
-            </w:r>
-            <w:r>
-              <w:t xml:space="preserve"> </w:t>
-            </w:r>
-            <w:r>
-              <w:rPr>
-                <w:rStyle w:val="VerbatimChar"/>
-              </w:rPr>
-              <w:t xml:space="preserve">order.status</w:t>
-            </w:r>
-            <w:r>
-              <w:t xml:space="preserve"> </w:t>
-            </w:r>
-            <w:r>
-              <w:t xml:space="preserve">=</w:t>
-            </w:r>
-            <w:r>
-              <w:t xml:space="preserve"> </w:t>
-            </w:r>
-            <w:r>
-              <w:rPr>
-                <w:rStyle w:val="VerbatimChar"/>
-              </w:rPr>
-              <w:t xml:space="preserve">payment_failed</w:t>
-            </w:r>
-            <w:r>
-              <w:t xml:space="preserve"> </w:t>
-            </w:r>
-            <w:r>
-              <w:t xml:space="preserve">or</w:t>
-            </w:r>
-            <w:r>
-              <w:t xml:space="preserve"> </w:t>
-            </w:r>
-            <w:r>
-              <w:rPr>
-                <w:rStyle w:val="VerbatimChar"/>
-              </w:rPr>
-              <w:t xml:space="preserve">issuance_failed_refunded</w:t>
+                <w:sz w:val="18"/>
+              </w:rPr>
+              <w:t xml:space="preserve">failed</w:t>
             </w:r>
           </w:p>
         </w:tc>
@@ -6943,95 +8094,128 @@
           <w:p>
             <w:pPr>
               <w:pStyle w:val="Compact"/>
-              <w:jc w:val="left"/>
-            </w:pPr>
-            <w:r>
-              <w:t xml:space="preserve">You re-sent the key of an attempt that had</w:t>
-            </w:r>
-            <w:r>
+              <w:spacing w:before="20" w:after="20"/>
+              <w:jc w:val="left"/>
+            </w:pPr>
+            <w:r>
+              <w:rPr>
+                <w:sz w:val="18"/>
+              </w:rPr>
+              <w:t xml:space="preserve">Retry with a</w:t>
+            </w:r>
+            <w:r>
+              <w:rPr>
+                <w:sz w:val="18"/>
+              </w:rPr>
               <w:t xml:space="preserve"> </w:t>
             </w:r>
             <w:r>
               <w:rPr>
                 <w:bCs/>
                 <w:b/>
-              </w:rPr>
-              <w:t xml:space="preserve">failed</w:t>
-            </w:r>
-          </w:p>
-        </w:tc>
+                <w:sz w:val="18"/>
+              </w:rPr>
+              <w:t xml:space="preserve">new</w:t>
+            </w:r>
+            <w:r>
+              <w:rPr>
+                <w:sz w:val="18"/>
+              </w:rPr>
+              <w:t xml:space="preserve"> </w:t>
+            </w:r>
+            <w:r>
+              <w:rPr>
+                <w:sz w:val="18"/>
+              </w:rPr>
+              <w:t xml:space="preserve">key. The quote is released after a failure.</w:t>
+            </w:r>
+          </w:p>
+        </w:tc>
+      </w:tr>
+      <w:tr>
         <w:tc>
           <w:tcPr/>
           <w:p>
             <w:pPr>
               <w:pStyle w:val="Compact"/>
-              <w:jc w:val="left"/>
-            </w:pPr>
-            <w:r>
-              <w:rPr>
-                <w:bCs/>
-                <w:b/>
-              </w:rPr>
-              <w:t xml:space="preserve">Always check</w:t>
-            </w:r>
-            <w:r>
-              <w:rPr>
-                <w:bCs/>
-                <w:b/>
+              <w:spacing w:before="20" w:after="20"/>
+              <w:jc w:val="left"/>
+            </w:pPr>
+            <w:r>
+              <w:rPr>
+                <w:rStyle w:val="VerbatimChar"/>
+                <w:sz w:val="18"/>
+              </w:rPr>
+              <w:t xml:space="preserve">409 CONFLICT</w:t>
+            </w:r>
+            <w:r>
+              <w:rPr>
+                <w:sz w:val="18"/>
               </w:rPr>
               <w:t xml:space="preserve"> </w:t>
             </w:r>
             <w:r>
               <w:rPr>
+                <w:sz w:val="18"/>
+              </w:rPr>
+              <w:t xml:space="preserve">"This quote is already being paid"</w:t>
+            </w:r>
+          </w:p>
+        </w:tc>
+        <w:tc>
+          <w:tcPr/>
+          <w:p>
+            <w:pPr>
+              <w:pStyle w:val="Compact"/>
+              <w:spacing w:before="20" w:after="20"/>
+              <w:jc w:val="left"/>
+            </w:pPr>
+            <w:r>
+              <w:rPr>
+                <w:sz w:val="18"/>
+              </w:rPr>
+              <w:t xml:space="preserve">Another request is binding the same quote at this moment</w:t>
+            </w:r>
+          </w:p>
+        </w:tc>
+        <w:tc>
+          <w:tcPr/>
+          <w:p>
+            <w:pPr>
+              <w:pStyle w:val="Compact"/>
+              <w:spacing w:before="20" w:after="20"/>
+              <w:jc w:val="left"/>
+            </w:pPr>
+            <w:r>
+              <w:rPr>
+                <w:sz w:val="18"/>
+              </w:rPr>
+              <w:t xml:space="preserve">Wait, then fetch</w:t>
+            </w:r>
+            <w:r>
+              <w:rPr>
+                <w:sz w:val="18"/>
+              </w:rPr>
+              <w:t xml:space="preserve"> </w:t>
+            </w:r>
+            <w:r>
+              <w:rPr>
                 <w:rStyle w:val="VerbatimChar"/>
-                <w:bCs/>
-                <w:b/>
-              </w:rPr>
-              <w:t xml:space="preserve">order.status</w:t>
-            </w:r>
-            <w:r>
-              <w:rPr>
-                <w:bCs/>
-                <w:b/>
-              </w:rPr>
-              <w:t xml:space="preserve">, not just the HTTP status.</w:t>
-            </w:r>
-            <w:r>
+                <w:sz w:val="18"/>
+              </w:rPr>
+              <w:t xml:space="preserve">GET /policies</w:t>
+            </w:r>
+            <w:r>
+              <w:rPr>
+                <w:sz w:val="18"/>
+              </w:rPr>
               <w:t xml:space="preserve"> </w:t>
             </w:r>
             <w:r>
-              <w:t xml:space="preserve">Only</w:t>
-            </w:r>
-            <w:r>
-              <w:t xml:space="preserve"> </w:t>
-            </w:r>
-            <w:r>
-              <w:rPr>
-                <w:rStyle w:val="VerbatimChar"/>
-              </w:rPr>
-              <w:t xml:space="preserve">completed</w:t>
-            </w:r>
-            <w:r>
-              <w:t xml:space="preserve"> </w:t>
-            </w:r>
-            <w:r>
-              <w:t xml:space="preserve">means the policy was issued. Retry with a</w:t>
-            </w:r>
-            <w:r>
-              <w:t xml:space="preserve"> </w:t>
-            </w:r>
-            <w:r>
-              <w:rPr>
-                <w:bCs/>
-                <w:b/>
-              </w:rPr>
-              <w:t xml:space="preserve">new</w:t>
-            </w:r>
-            <w:r>
-              <w:t xml:space="preserve"> </w:t>
-            </w:r>
-            <w:r>
-              <w:t xml:space="preserve">key.</w:t>
+              <w:rPr>
+                <w:sz w:val="18"/>
+              </w:rPr>
+              <w:t xml:space="preserve">to check the result before retrying</w:t>
             </w:r>
           </w:p>
         </w:tc>
@@ -7039,20 +8223,10 @@
     </w:tbl>
     <w:p>
       <w:pPr>
-        <w:pStyle w:val="BlockText"/>
+        <w:pStyle w:val="BodyText"/>
       </w:pPr>
       <w:r>
-        <w:rPr>
-          <w:bCs/>
-          <w:b/>
-        </w:rPr>
-        <w:t xml:space="preserve">Known v1 behaviour (KI-31).</w:t>
-      </w:r>
-      <w:r>
-        <w:t xml:space="preserve"> </w:t>
-      </w:r>
-      <w:r>
-        <w:t xml:space="preserve">Re-sending an</w:t>
+        <w:t xml:space="preserve">Only an order with</w:t>
       </w:r>
       <w:r>
         <w:t xml:space="preserve"> </w:t>
@@ -7061,28 +8235,13 @@
         <w:rPr>
           <w:rStyle w:val="VerbatimChar"/>
         </w:rPr>
-        <w:t xml:space="preserve">Idempotency-Key</w:t>
-      </w:r>
-      <w:r>
-        <w:t xml:space="preserve"> </w:t>
-      </w:r>
-      <w:r>
-        <w:t xml:space="preserve">whose attempt failed returns HTTP 200 with the failed order rather than the original error. Treat</w:t>
-      </w:r>
-      <w:r>
-        <w:t xml:space="preserve"> </w:t>
-      </w:r>
-      <w:r>
-        <w:rPr>
-          <w:rStyle w:val="VerbatimChar"/>
-        </w:rPr>
-        <w:t xml:space="preserve">order.status !== "completed"</w:t>
-      </w:r>
-      <w:r>
-        <w:t xml:space="preserve"> </w:t>
-      </w:r>
-      <w:r>
-        <w:t xml:space="preserve">as a failure.</w:t>
+        <w:t xml:space="preserve">status: "completed"</w:t>
+      </w:r>
+      <w:r>
+        <w:t xml:space="preserve"> </w:t>
+      </w:r>
+      <w:r>
+        <w:t xml:space="preserve">means the policies were issued.</w:t>
       </w:r>
     </w:p>
     <w:bookmarkEnd w:id="26"/>
@@ -7152,12 +8311,14 @@
           <w:p>
             <w:pPr>
               <w:pStyle w:val="Compact"/>
+              <w:spacing w:before="20" w:after="20"/>
               <w:jc w:val="left"/>
             </w:pPr>
             <w:r>
               <w:rPr>
                 <w:b/>
                 <w:color w:val="FFFFFF"/>
+                <w:sz w:val="18"/>
               </w:rPr>
               <w:t xml:space="preserve">Query</w:t>
             </w:r>
@@ -7170,12 +8331,14 @@
           <w:p>
             <w:pPr>
               <w:pStyle w:val="Compact"/>
+              <w:spacing w:before="20" w:after="20"/>
               <w:jc w:val="left"/>
             </w:pPr>
             <w:r>
               <w:rPr>
                 <w:b/>
                 <w:color w:val="FFFFFF"/>
+                <w:sz w:val="18"/>
               </w:rPr>
               <w:t xml:space="preserve">Type</w:t>
             </w:r>
@@ -7188,12 +8351,14 @@
           <w:p>
             <w:pPr>
               <w:pStyle w:val="Compact"/>
+              <w:spacing w:before="20" w:after="20"/>
               <w:jc w:val="left"/>
             </w:pPr>
             <w:r>
               <w:rPr>
                 <w:b/>
                 <w:color w:val="FFFFFF"/>
+                <w:sz w:val="18"/>
               </w:rPr>
               <w:t xml:space="preserve">Default</w:t>
             </w:r>
@@ -7202,40 +8367,54 @@
       </w:tr>
       <w:tr>
         <w:tc>
+          <w:tcPr>
+            <w:noWrap/>
+          </w:tcPr>
+          <w:p>
+            <w:pPr>
+              <w:pStyle w:val="Compact"/>
+              <w:spacing w:before="20" w:after="20"/>
+              <w:jc w:val="left"/>
+            </w:pPr>
+            <w:r>
+              <w:rPr>
+                <w:rStyle w:val="VerbatimChar"/>
+                <w:sz w:val="18"/>
+              </w:rPr>
+              <w:t xml:space="preserve">limit</w:t>
+            </w:r>
+          </w:p>
+        </w:tc>
+        <w:tc>
           <w:tcPr/>
           <w:p>
             <w:pPr>
               <w:pStyle w:val="Compact"/>
-              <w:jc w:val="left"/>
-            </w:pPr>
-            <w:r>
-              <w:rPr>
-                <w:rStyle w:val="VerbatimChar"/>
-              </w:rPr>
-              <w:t xml:space="preserve">limit</w:t>
-            </w:r>
-          </w:p>
-        </w:tc>
-        <w:tc>
-          <w:tcPr/>
-          <w:p>
-            <w:pPr>
-              <w:pStyle w:val="Compact"/>
-              <w:jc w:val="left"/>
-            </w:pPr>
-            <w:r>
+              <w:spacing w:before="20" w:after="20"/>
+              <w:jc w:val="left"/>
+            </w:pPr>
+            <w:r>
+              <w:rPr>
+                <w:sz w:val="18"/>
+              </w:rPr>
               <w:t xml:space="preserve">1–500</w:t>
             </w:r>
           </w:p>
         </w:tc>
         <w:tc>
-          <w:tcPr/>
-          <w:p>
-            <w:pPr>
-              <w:pStyle w:val="Compact"/>
-              <w:jc w:val="left"/>
-            </w:pPr>
-            <w:r>
+          <w:tcPr>
+            <w:noWrap/>
+          </w:tcPr>
+          <w:p>
+            <w:pPr>
+              <w:pStyle w:val="Compact"/>
+              <w:spacing w:before="20" w:after="20"/>
+              <w:jc w:val="left"/>
+            </w:pPr>
+            <w:r>
+              <w:rPr>
+                <w:sz w:val="18"/>
+              </w:rPr>
               <w:t xml:space="preserve">50</w:t>
             </w:r>
           </w:p>
@@ -7243,40 +8422,54 @@
       </w:tr>
       <w:tr>
         <w:tc>
+          <w:tcPr>
+            <w:noWrap/>
+          </w:tcPr>
+          <w:p>
+            <w:pPr>
+              <w:pStyle w:val="Compact"/>
+              <w:spacing w:before="20" w:after="20"/>
+              <w:jc w:val="left"/>
+            </w:pPr>
+            <w:r>
+              <w:rPr>
+                <w:rStyle w:val="VerbatimChar"/>
+                <w:sz w:val="18"/>
+              </w:rPr>
+              <w:t xml:space="preserve">offset</w:t>
+            </w:r>
+          </w:p>
+        </w:tc>
+        <w:tc>
           <w:tcPr/>
           <w:p>
             <w:pPr>
               <w:pStyle w:val="Compact"/>
-              <w:jc w:val="left"/>
-            </w:pPr>
-            <w:r>
-              <w:rPr>
-                <w:rStyle w:val="VerbatimChar"/>
-              </w:rPr>
-              <w:t xml:space="preserve">offset</w:t>
-            </w:r>
-          </w:p>
-        </w:tc>
-        <w:tc>
-          <w:tcPr/>
-          <w:p>
-            <w:pPr>
-              <w:pStyle w:val="Compact"/>
-              <w:jc w:val="left"/>
-            </w:pPr>
-            <w:r>
+              <w:spacing w:before="20" w:after="20"/>
+              <w:jc w:val="left"/>
+            </w:pPr>
+            <w:r>
+              <w:rPr>
+                <w:sz w:val="18"/>
+              </w:rPr>
               <w:t xml:space="preserve">≥ 0</w:t>
             </w:r>
           </w:p>
         </w:tc>
         <w:tc>
-          <w:tcPr/>
-          <w:p>
-            <w:pPr>
-              <w:pStyle w:val="Compact"/>
-              <w:jc w:val="left"/>
-            </w:pPr>
-            <w:r>
+          <w:tcPr>
+            <w:noWrap/>
+          </w:tcPr>
+          <w:p>
+            <w:pPr>
+              <w:pStyle w:val="Compact"/>
+              <w:spacing w:before="20" w:after="20"/>
+              <w:jc w:val="left"/>
+            </w:pPr>
+            <w:r>
+              <w:rPr>
+                <w:sz w:val="18"/>
+              </w:rPr>
               <w:t xml:space="preserve">0</w:t>
             </w:r>
           </w:p>
@@ -7501,12 +8694,14 @@
           <w:p>
             <w:pPr>
               <w:pStyle w:val="Compact"/>
+              <w:spacing w:before="20" w:after="20"/>
               <w:jc w:val="left"/>
             </w:pPr>
             <w:r>
               <w:rPr>
                 <w:b/>
                 <w:color w:val="FFFFFF"/>
+                <w:sz w:val="18"/>
               </w:rPr>
               <w:t xml:space="preserve">Query</w:t>
             </w:r>
@@ -7519,12 +8714,14 @@
           <w:p>
             <w:pPr>
               <w:pStyle w:val="Compact"/>
+              <w:spacing w:before="20" w:after="20"/>
               <w:jc w:val="left"/>
             </w:pPr>
             <w:r>
               <w:rPr>
                 <w:b/>
                 <w:color w:val="FFFFFF"/>
+                <w:sz w:val="18"/>
               </w:rPr>
               <w:t xml:space="preserve">Type</w:t>
             </w:r>
@@ -7537,12 +8734,14 @@
           <w:p>
             <w:pPr>
               <w:pStyle w:val="Compact"/>
+              <w:spacing w:before="20" w:after="20"/>
               <w:jc w:val="left"/>
             </w:pPr>
             <w:r>
               <w:rPr>
                 <w:b/>
                 <w:color w:val="FFFFFF"/>
+                <w:sz w:val="18"/>
               </w:rPr>
               <w:t xml:space="preserve">Notes</w:t>
             </w:r>
@@ -7551,17 +8750,50 @@
       </w:tr>
       <w:tr>
         <w:tc>
+          <w:tcPr>
+            <w:noWrap/>
+          </w:tcPr>
+          <w:p>
+            <w:pPr>
+              <w:pStyle w:val="Compact"/>
+              <w:spacing w:before="20" w:after="20"/>
+              <w:jc w:val="left"/>
+            </w:pPr>
+            <w:r>
+              <w:rPr>
+                <w:rStyle w:val="VerbatimChar"/>
+                <w:sz w:val="18"/>
+              </w:rPr>
+              <w:t xml:space="preserve">from</w:t>
+            </w:r>
+          </w:p>
+        </w:tc>
+        <w:tc>
           <w:tcPr/>
           <w:p>
             <w:pPr>
               <w:pStyle w:val="Compact"/>
-              <w:jc w:val="left"/>
-            </w:pPr>
+              <w:spacing w:before="20" w:after="20"/>
+              <w:jc w:val="left"/>
+            </w:pPr>
+            <w:r>
+              <w:rPr>
+                <w:sz w:val="18"/>
+              </w:rPr>
+              <w:t xml:space="preserve">date</w:t>
+            </w:r>
+            <w:r>
+              <w:rPr>
+                <w:sz w:val="18"/>
+              </w:rPr>
+              <w:t xml:space="preserve"> </w:t>
+            </w:r>
             <w:r>
               <w:rPr>
                 <w:rStyle w:val="VerbatimChar"/>
-              </w:rPr>
-              <w:t xml:space="preserve">from</w:t>
+                <w:sz w:val="18"/>
+              </w:rPr>
+              <w:t xml:space="preserve">YYYY-MM-DD</w:t>
             </w:r>
           </w:p>
         </w:tc>
@@ -7570,30 +8802,13 @@
           <w:p>
             <w:pPr>
               <w:pStyle w:val="Compact"/>
-              <w:jc w:val="left"/>
-            </w:pPr>
-            <w:r>
-              <w:t xml:space="preserve">date</w:t>
-            </w:r>
-            <w:r>
-              <w:t xml:space="preserve"> </w:t>
-            </w:r>
-            <w:r>
-              <w:rPr>
-                <w:rStyle w:val="VerbatimChar"/>
-              </w:rPr>
-              <w:t xml:space="preserve">YYYY-MM-DD</w:t>
-            </w:r>
-          </w:p>
-        </w:tc>
-        <w:tc>
-          <w:tcPr/>
-          <w:p>
-            <w:pPr>
-              <w:pStyle w:val="Compact"/>
-              <w:jc w:val="left"/>
-            </w:pPr>
-            <w:r>
+              <w:spacing w:before="20" w:after="20"/>
+              <w:jc w:val="left"/>
+            </w:pPr>
+            <w:r>
+              <w:rPr>
+                <w:sz w:val="18"/>
+              </w:rPr>
               <w:t xml:space="preserve">Inclusive (order creation date)</w:t>
             </w:r>
           </w:p>
@@ -7601,17 +8816,50 @@
       </w:tr>
       <w:tr>
         <w:tc>
+          <w:tcPr>
+            <w:noWrap/>
+          </w:tcPr>
+          <w:p>
+            <w:pPr>
+              <w:pStyle w:val="Compact"/>
+              <w:spacing w:before="20" w:after="20"/>
+              <w:jc w:val="left"/>
+            </w:pPr>
+            <w:r>
+              <w:rPr>
+                <w:rStyle w:val="VerbatimChar"/>
+                <w:sz w:val="18"/>
+              </w:rPr>
+              <w:t xml:space="preserve">to</w:t>
+            </w:r>
+          </w:p>
+        </w:tc>
+        <w:tc>
           <w:tcPr/>
           <w:p>
             <w:pPr>
               <w:pStyle w:val="Compact"/>
-              <w:jc w:val="left"/>
-            </w:pPr>
+              <w:spacing w:before="20" w:after="20"/>
+              <w:jc w:val="left"/>
+            </w:pPr>
+            <w:r>
+              <w:rPr>
+                <w:sz w:val="18"/>
+              </w:rPr>
+              <w:t xml:space="preserve">date</w:t>
+            </w:r>
+            <w:r>
+              <w:rPr>
+                <w:sz w:val="18"/>
+              </w:rPr>
+              <w:t xml:space="preserve"> </w:t>
+            </w:r>
             <w:r>
               <w:rPr>
                 <w:rStyle w:val="VerbatimChar"/>
-              </w:rPr>
-              <w:t xml:space="preserve">to</w:t>
+                <w:sz w:val="18"/>
+              </w:rPr>
+              <w:t xml:space="preserve">YYYY-MM-DD</w:t>
             </w:r>
           </w:p>
         </w:tc>
@@ -7620,30 +8868,13 @@
           <w:p>
             <w:pPr>
               <w:pStyle w:val="Compact"/>
-              <w:jc w:val="left"/>
-            </w:pPr>
-            <w:r>
-              <w:t xml:space="preserve">date</w:t>
-            </w:r>
-            <w:r>
-              <w:t xml:space="preserve"> </w:t>
-            </w:r>
-            <w:r>
-              <w:rPr>
-                <w:rStyle w:val="VerbatimChar"/>
-              </w:rPr>
-              <w:t xml:space="preserve">YYYY-MM-DD</w:t>
-            </w:r>
-          </w:p>
-        </w:tc>
-        <w:tc>
-          <w:tcPr/>
-          <w:p>
-            <w:pPr>
-              <w:pStyle w:val="Compact"/>
-              <w:jc w:val="left"/>
-            </w:pPr>
-            <w:r>
+              <w:spacing w:before="20" w:after="20"/>
+              <w:jc w:val="left"/>
+            </w:pPr>
+            <w:r>
+              <w:rPr>
+                <w:sz w:val="18"/>
+              </w:rPr>
               <w:t xml:space="preserve">Inclusive</w:t>
             </w:r>
           </w:p>
@@ -8668,12 +9899,14 @@
           <w:p>
             <w:pPr>
               <w:pStyle w:val="Compact"/>
+              <w:spacing w:before="20" w:after="20"/>
               <w:jc w:val="left"/>
             </w:pPr>
             <w:r>
               <w:rPr>
                 <w:b/>
                 <w:color w:val="FFFFFF"/>
+                <w:sz w:val="18"/>
               </w:rPr>
               <w:t xml:space="preserve">HTTP</w:t>
             </w:r>
@@ -8686,6 +9919,7 @@
           <w:p>
             <w:pPr>
               <w:pStyle w:val="Compact"/>
+              <w:spacing w:before="20" w:after="20"/>
               <w:jc w:val="left"/>
             </w:pPr>
             <w:r>
@@ -8693,6 +9927,7 @@
                 <w:rStyle w:val="VerbatimChar"/>
                 <w:b/>
                 <w:color w:val="FFFFFF"/>
+                <w:sz w:val="18"/>
               </w:rPr>
               <w:t xml:space="preserve">code</w:t>
             </w:r>
@@ -8705,12 +9940,14 @@
           <w:p>
             <w:pPr>
               <w:pStyle w:val="Compact"/>
+              <w:spacing w:before="20" w:after="20"/>
               <w:jc w:val="left"/>
             </w:pPr>
             <w:r>
               <w:rPr>
                 <w:b/>
                 <w:color w:val="FFFFFF"/>
+                <w:sz w:val="18"/>
               </w:rPr>
               <w:t xml:space="preserve">Typical cause</w:t>
             </w:r>
@@ -8723,12 +9960,14 @@
           <w:p>
             <w:pPr>
               <w:pStyle w:val="Compact"/>
+              <w:spacing w:before="20" w:after="20"/>
               <w:jc w:val="left"/>
             </w:pPr>
             <w:r>
               <w:rPr>
                 <w:b/>
                 <w:color w:val="FFFFFF"/>
+                <w:sz w:val="18"/>
               </w:rPr>
               <w:t xml:space="preserve">What to do</w:t>
             </w:r>
@@ -8737,14 +9976,37 @@
       </w:tr>
       <w:tr>
         <w:tc>
+          <w:tcPr>
+            <w:noWrap/>
+          </w:tcPr>
+          <w:p>
+            <w:pPr>
+              <w:pStyle w:val="Compact"/>
+              <w:spacing w:before="20" w:after="20"/>
+              <w:jc w:val="left"/>
+            </w:pPr>
+            <w:r>
+              <w:rPr>
+                <w:sz w:val="18"/>
+              </w:rPr>
+              <w:t xml:space="preserve">400</w:t>
+            </w:r>
+          </w:p>
+        </w:tc>
+        <w:tc>
           <w:tcPr/>
           <w:p>
             <w:pPr>
               <w:pStyle w:val="Compact"/>
-              <w:jc w:val="left"/>
-            </w:pPr>
-            <w:r>
-              <w:t xml:space="preserve">400</w:t>
+              <w:spacing w:before="20" w:after="20"/>
+              <w:jc w:val="left"/>
+            </w:pPr>
+            <w:r>
+              <w:rPr>
+                <w:rStyle w:val="VerbatimChar"/>
+                <w:sz w:val="18"/>
+              </w:rPr>
+              <w:t xml:space="preserve">VALIDATION_FAILED</w:t>
             </w:r>
           </w:p>
         </w:tc>
@@ -8753,13 +10015,77 @@
           <w:p>
             <w:pPr>
               <w:pStyle w:val="Compact"/>
-              <w:jc w:val="left"/>
-            </w:pPr>
+              <w:spacing w:before="20" w:after="20"/>
+              <w:jc w:val="left"/>
+            </w:pPr>
+            <w:r>
+              <w:rPr>
+                <w:sz w:val="18"/>
+              </w:rPr>
+              <w:t xml:space="preserve">Missing or invalid field; invalid plate or phone; missing or badly formed</w:t>
+            </w:r>
+            <w:r>
+              <w:rPr>
+                <w:sz w:val="18"/>
+              </w:rPr>
+              <w:t xml:space="preserve"> </w:t>
+            </w:r>
             <w:r>
               <w:rPr>
                 <w:rStyle w:val="VerbatimChar"/>
-              </w:rPr>
-              <w:t xml:space="preserve">VALIDATION_FAILED</w:t>
+                <w:sz w:val="18"/>
+              </w:rPr>
+              <w:t xml:space="preserve">Idempotency-Key</w:t>
+            </w:r>
+            <w:r>
+              <w:rPr>
+                <w:sz w:val="18"/>
+              </w:rPr>
+              <w:t xml:space="preserve">; unknown product; unsupported</w:t>
+            </w:r>
+            <w:r>
+              <w:rPr>
+                <w:sz w:val="18"/>
+              </w:rPr>
+              <w:t xml:space="preserve"> </w:t>
+            </w:r>
+            <w:r>
+              <w:rPr>
+                <w:rStyle w:val="VerbatimChar"/>
+                <w:sz w:val="18"/>
+              </w:rPr>
+              <w:t xml:space="preserve">sumInsuredPerSeat</w:t>
+            </w:r>
+            <w:r>
+              <w:rPr>
+                <w:sz w:val="18"/>
+              </w:rPr>
+              <w:t xml:space="preserve"> </w:t>
+            </w:r>
+            <w:r>
+              <w:rPr>
+                <w:sz w:val="18"/>
+              </w:rPr>
+              <w:t xml:space="preserve">or</w:t>
+            </w:r>
+            <w:r>
+              <w:rPr>
+                <w:sz w:val="18"/>
+              </w:rPr>
+              <w:t xml:space="preserve"> </w:t>
+            </w:r>
+            <w:r>
+              <w:rPr>
+                <w:rStyle w:val="VerbatimChar"/>
+                <w:sz w:val="18"/>
+              </w:rPr>
+              <w:t xml:space="preserve">deductible</w:t>
+            </w:r>
+            <w:r>
+              <w:rPr>
+                <w:sz w:val="18"/>
+              </w:rPr>
+              <w:t xml:space="preserve">; malformed JSON</w:t>
             </w:r>
           </w:p>
         </w:tc>
@@ -8768,60 +10094,13 @@
           <w:p>
             <w:pPr>
               <w:pStyle w:val="Compact"/>
-              <w:jc w:val="left"/>
-            </w:pPr>
-            <w:r>
-              <w:t xml:space="preserve">Missing or invalid field; invalid plate or phone; missing or badly formed</w:t>
-            </w:r>
-            <w:r>
-              <w:t xml:space="preserve"> </w:t>
-            </w:r>
-            <w:r>
-              <w:rPr>
-                <w:rStyle w:val="VerbatimChar"/>
-              </w:rPr>
-              <w:t xml:space="preserve">Idempotency-Key</w:t>
-            </w:r>
-            <w:r>
-              <w:t xml:space="preserve">; unknown product; unsupported</w:t>
-            </w:r>
-            <w:r>
-              <w:t xml:space="preserve"> </w:t>
-            </w:r>
-            <w:r>
-              <w:rPr>
-                <w:rStyle w:val="VerbatimChar"/>
-              </w:rPr>
-              <w:t xml:space="preserve">sumInsuredPerSeat</w:t>
-            </w:r>
-            <w:r>
-              <w:t xml:space="preserve"> </w:t>
-            </w:r>
-            <w:r>
-              <w:t xml:space="preserve">or</w:t>
-            </w:r>
-            <w:r>
-              <w:t xml:space="preserve"> </w:t>
-            </w:r>
-            <w:r>
-              <w:rPr>
-                <w:rStyle w:val="VerbatimChar"/>
-              </w:rPr>
-              <w:t xml:space="preserve">deductible</w:t>
-            </w:r>
-            <w:r>
-              <w:t xml:space="preserve">; malformed JSON</w:t>
-            </w:r>
-          </w:p>
-        </w:tc>
-        <w:tc>
-          <w:tcPr/>
-          <w:p>
-            <w:pPr>
-              <w:pStyle w:val="Compact"/>
-              <w:jc w:val="left"/>
-            </w:pPr>
-            <w:r>
+              <w:spacing w:before="20" w:after="20"/>
+              <w:jc w:val="left"/>
+            </w:pPr>
+            <w:r>
+              <w:rPr>
+                <w:sz w:val="18"/>
+              </w:rPr>
               <w:t xml:space="preserve">Fix the request. Do not retry unchanged.</w:t>
             </w:r>
           </w:p>
@@ -8829,14 +10108,37 @@
       </w:tr>
       <w:tr>
         <w:tc>
+          <w:tcPr>
+            <w:noWrap/>
+          </w:tcPr>
+          <w:p>
+            <w:pPr>
+              <w:pStyle w:val="Compact"/>
+              <w:spacing w:before="20" w:after="20"/>
+              <w:jc w:val="left"/>
+            </w:pPr>
+            <w:r>
+              <w:rPr>
+                <w:sz w:val="18"/>
+              </w:rPr>
+              <w:t xml:space="preserve">401</w:t>
+            </w:r>
+          </w:p>
+        </w:tc>
+        <w:tc>
           <w:tcPr/>
           <w:p>
             <w:pPr>
               <w:pStyle w:val="Compact"/>
-              <w:jc w:val="left"/>
-            </w:pPr>
-            <w:r>
-              <w:t xml:space="preserve">401</w:t>
+              <w:spacing w:before="20" w:after="20"/>
+              <w:jc w:val="left"/>
+            </w:pPr>
+            <w:r>
+              <w:rPr>
+                <w:rStyle w:val="VerbatimChar"/>
+                <w:sz w:val="18"/>
+              </w:rPr>
+              <w:t xml:space="preserve">UNAUTHENTICATED</w:t>
             </w:r>
           </w:p>
         </w:tc>
@@ -8845,13 +10147,33 @@
           <w:p>
             <w:pPr>
               <w:pStyle w:val="Compact"/>
-              <w:jc w:val="left"/>
-            </w:pPr>
+              <w:spacing w:before="20" w:after="20"/>
+              <w:jc w:val="left"/>
+            </w:pPr>
+            <w:r>
+              <w:rPr>
+                <w:sz w:val="18"/>
+              </w:rPr>
+              <w:t xml:space="preserve">Missing, invalid or revoked</w:t>
+            </w:r>
+            <w:r>
+              <w:rPr>
+                <w:sz w:val="18"/>
+              </w:rPr>
+              <w:t xml:space="preserve"> </w:t>
+            </w:r>
             <w:r>
               <w:rPr>
                 <w:rStyle w:val="VerbatimChar"/>
-              </w:rPr>
-              <w:t xml:space="preserve">UNAUTHENTICATED</w:t>
+                <w:sz w:val="18"/>
+              </w:rPr>
+              <w:t xml:space="preserve">X-Api-Key</w:t>
+            </w:r>
+            <w:r>
+              <w:rPr>
+                <w:sz w:val="18"/>
+              </w:rPr>
+              <w:t xml:space="preserve">; partner suspended</w:t>
             </w:r>
           </w:p>
         </w:tc>
@@ -8860,33 +10182,13 @@
           <w:p>
             <w:pPr>
               <w:pStyle w:val="Compact"/>
-              <w:jc w:val="left"/>
-            </w:pPr>
-            <w:r>
-              <w:t xml:space="preserve">Missing, invalid or revoked</w:t>
-            </w:r>
-            <w:r>
-              <w:t xml:space="preserve"> </w:t>
-            </w:r>
-            <w:r>
-              <w:rPr>
-                <w:rStyle w:val="VerbatimChar"/>
-              </w:rPr>
-              <w:t xml:space="preserve">X-Api-Key</w:t>
-            </w:r>
-            <w:r>
-              <w:t xml:space="preserve">; partner suspended</w:t>
-            </w:r>
-          </w:p>
-        </w:tc>
-        <w:tc>
-          <w:tcPr/>
-          <w:p>
-            <w:pPr>
-              <w:pStyle w:val="Compact"/>
-              <w:jc w:val="left"/>
-            </w:pPr>
-            <w:r>
+              <w:spacing w:before="20" w:after="20"/>
+              <w:jc w:val="left"/>
+            </w:pPr>
+            <w:r>
+              <w:rPr>
+                <w:sz w:val="18"/>
+              </w:rPr>
               <w:t xml:space="preserve">Check the key. Contact your partner manager.</w:t>
             </w:r>
           </w:p>
@@ -8894,14 +10196,37 @@
       </w:tr>
       <w:tr>
         <w:tc>
+          <w:tcPr>
+            <w:noWrap/>
+          </w:tcPr>
+          <w:p>
+            <w:pPr>
+              <w:pStyle w:val="Compact"/>
+              <w:spacing w:before="20" w:after="20"/>
+              <w:jc w:val="left"/>
+            </w:pPr>
+            <w:r>
+              <w:rPr>
+                <w:sz w:val="18"/>
+              </w:rPr>
+              <w:t xml:space="preserve">403</w:t>
+            </w:r>
+          </w:p>
+        </w:tc>
+        <w:tc>
           <w:tcPr/>
           <w:p>
             <w:pPr>
               <w:pStyle w:val="Compact"/>
-              <w:jc w:val="left"/>
-            </w:pPr>
-            <w:r>
-              <w:t xml:space="preserve">403</w:t>
+              <w:spacing w:before="20" w:after="20"/>
+              <w:jc w:val="left"/>
+            </w:pPr>
+            <w:r>
+              <w:rPr>
+                <w:rStyle w:val="VerbatimChar"/>
+                <w:sz w:val="18"/>
+              </w:rPr>
+              <w:t xml:space="preserve">FORBIDDEN</w:t>
             </w:r>
           </w:p>
         </w:tc>
@@ -8910,13 +10235,14 @@
           <w:p>
             <w:pPr>
               <w:pStyle w:val="Compact"/>
-              <w:jc w:val="left"/>
-            </w:pPr>
-            <w:r>
-              <w:rPr>
-                <w:rStyle w:val="VerbatimChar"/>
-              </w:rPr>
-              <w:t xml:space="preserve">FORBIDDEN</w:t>
+              <w:spacing w:before="20" w:after="20"/>
+              <w:jc w:val="left"/>
+            </w:pPr>
+            <w:r>
+              <w:rPr>
+                <w:sz w:val="18"/>
+              </w:rPr>
+              <w:t xml:space="preserve">Key lacks the scope for this operation ("API key lacks scope …"); origin not allowed (CORS)</w:t>
             </w:r>
           </w:p>
         </w:tc>
@@ -8925,21 +10251,13 @@
           <w:p>
             <w:pPr>
               <w:pStyle w:val="Compact"/>
-              <w:jc w:val="left"/>
-            </w:pPr>
-            <w:r>
-              <w:t xml:space="preserve">Key not allowed for this operation; origin not allowed (CORS)</w:t>
-            </w:r>
-          </w:p>
-        </w:tc>
-        <w:tc>
-          <w:tcPr/>
-          <w:p>
-            <w:pPr>
-              <w:pStyle w:val="Compact"/>
-              <w:jc w:val="left"/>
-            </w:pPr>
-            <w:r>
+              <w:spacing w:before="20" w:after="20"/>
+              <w:jc w:val="left"/>
+            </w:pPr>
+            <w:r>
+              <w:rPr>
+                <w:sz w:val="18"/>
+              </w:rPr>
               <w:t xml:space="preserve">Contact your partner manager</w:t>
             </w:r>
           </w:p>
@@ -8947,14 +10265,37 @@
       </w:tr>
       <w:tr>
         <w:tc>
+          <w:tcPr>
+            <w:noWrap/>
+          </w:tcPr>
+          <w:p>
+            <w:pPr>
+              <w:pStyle w:val="Compact"/>
+              <w:spacing w:before="20" w:after="20"/>
+              <w:jc w:val="left"/>
+            </w:pPr>
+            <w:r>
+              <w:rPr>
+                <w:sz w:val="18"/>
+              </w:rPr>
+              <w:t xml:space="preserve">404</w:t>
+            </w:r>
+          </w:p>
+        </w:tc>
+        <w:tc>
           <w:tcPr/>
           <w:p>
             <w:pPr>
               <w:pStyle w:val="Compact"/>
-              <w:jc w:val="left"/>
-            </w:pPr>
-            <w:r>
-              <w:t xml:space="preserve">404</w:t>
+              <w:spacing w:before="20" w:after="20"/>
+              <w:jc w:val="left"/>
+            </w:pPr>
+            <w:r>
+              <w:rPr>
+                <w:rStyle w:val="VerbatimChar"/>
+                <w:sz w:val="18"/>
+              </w:rPr>
+              <w:t xml:space="preserve">NOT_FOUND</w:t>
             </w:r>
           </w:p>
         </w:tc>
@@ -8963,37 +10304,33 @@
           <w:p>
             <w:pPr>
               <w:pStyle w:val="Compact"/>
-              <w:jc w:val="left"/>
-            </w:pPr>
-            <w:r>
-              <w:rPr>
-                <w:rStyle w:val="VerbatimChar"/>
-              </w:rPr>
-              <w:t xml:space="preserve">NOT_FOUND</w:t>
-            </w:r>
-          </w:p>
-        </w:tc>
-        <w:tc>
-          <w:tcPr/>
-          <w:p>
-            <w:pPr>
-              <w:pStyle w:val="Compact"/>
-              <w:jc w:val="left"/>
-            </w:pPr>
-            <w:r>
+              <w:spacing w:before="20" w:after="20"/>
+              <w:jc w:val="left"/>
+            </w:pPr>
+            <w:r>
+              <w:rPr>
+                <w:sz w:val="18"/>
+              </w:rPr>
               <w:t xml:space="preserve">Quote not found</w:t>
             </w:r>
             <w:r>
+              <w:rPr>
+                <w:sz w:val="18"/>
+              </w:rPr>
               <w:t xml:space="preserve"> </w:t>
             </w:r>
             <w:r>
               <w:rPr>
                 <w:bCs/>
                 <w:b/>
+                <w:sz w:val="18"/>
               </w:rPr>
               <w:t xml:space="preserve">or created by another partner</w:t>
             </w:r>
             <w:r>
+              <w:rPr>
+                <w:sz w:val="18"/>
+              </w:rPr>
               <w:t xml:space="preserve">; wrong path</w:t>
             </w:r>
           </w:p>
@@ -9003,9 +10340,13 @@
           <w:p>
             <w:pPr>
               <w:pStyle w:val="Compact"/>
-              <w:jc w:val="left"/>
-            </w:pPr>
-            <w:r>
+              <w:spacing w:before="20" w:after="20"/>
+              <w:jc w:val="left"/>
+            </w:pPr>
+            <w:r>
+              <w:rPr>
+                <w:sz w:val="18"/>
+              </w:rPr>
               <w:t xml:space="preserve">Check the ID and path</w:t>
             </w:r>
           </w:p>
@@ -9013,14 +10354,37 @@
       </w:tr>
       <w:tr>
         <w:tc>
+          <w:tcPr>
+            <w:noWrap/>
+          </w:tcPr>
+          <w:p>
+            <w:pPr>
+              <w:pStyle w:val="Compact"/>
+              <w:spacing w:before="20" w:after="20"/>
+              <w:jc w:val="left"/>
+            </w:pPr>
+            <w:r>
+              <w:rPr>
+                <w:sz w:val="18"/>
+              </w:rPr>
+              <w:t xml:space="preserve">405</w:t>
+            </w:r>
+          </w:p>
+        </w:tc>
+        <w:tc>
           <w:tcPr/>
           <w:p>
             <w:pPr>
               <w:pStyle w:val="Compact"/>
-              <w:jc w:val="left"/>
-            </w:pPr>
-            <w:r>
-              <w:t xml:space="preserve">405</w:t>
+              <w:spacing w:before="20" w:after="20"/>
+              <w:jc w:val="left"/>
+            </w:pPr>
+            <w:r>
+              <w:rPr>
+                <w:rStyle w:val="VerbatimChar"/>
+                <w:sz w:val="18"/>
+              </w:rPr>
+              <w:t xml:space="preserve">METHOD_NOT_ALLOWED</w:t>
             </w:r>
           </w:p>
         </w:tc>
@@ -9029,13 +10393,14 @@
           <w:p>
             <w:pPr>
               <w:pStyle w:val="Compact"/>
-              <w:jc w:val="left"/>
-            </w:pPr>
-            <w:r>
-              <w:rPr>
-                <w:rStyle w:val="VerbatimChar"/>
-              </w:rPr>
-              <w:t xml:space="preserve">METHOD_NOT_ALLOWED</w:t>
+              <w:spacing w:before="20" w:after="20"/>
+              <w:jc w:val="left"/>
+            </w:pPr>
+            <w:r>
+              <w:rPr>
+                <w:sz w:val="18"/>
+              </w:rPr>
+              <w:t xml:space="preserve">Wrong HTTP method</w:t>
             </w:r>
           </w:p>
         </w:tc>
@@ -9044,21 +10409,13 @@
           <w:p>
             <w:pPr>
               <w:pStyle w:val="Compact"/>
-              <w:jc w:val="left"/>
-            </w:pPr>
-            <w:r>
-              <w:t xml:space="preserve">Wrong HTTP method</w:t>
-            </w:r>
-          </w:p>
-        </w:tc>
-        <w:tc>
-          <w:tcPr/>
-          <w:p>
-            <w:pPr>
-              <w:pStyle w:val="Compact"/>
-              <w:jc w:val="left"/>
-            </w:pPr>
-            <w:r>
+              <w:spacing w:before="20" w:after="20"/>
+              <w:jc w:val="left"/>
+            </w:pPr>
+            <w:r>
+              <w:rPr>
+                <w:sz w:val="18"/>
+              </w:rPr>
               <w:t xml:space="preserve">Fix the method</w:t>
             </w:r>
           </w:p>
@@ -9066,14 +10423,37 @@
       </w:tr>
       <w:tr>
         <w:tc>
+          <w:tcPr>
+            <w:noWrap/>
+          </w:tcPr>
+          <w:p>
+            <w:pPr>
+              <w:pStyle w:val="Compact"/>
+              <w:spacing w:before="20" w:after="20"/>
+              <w:jc w:val="left"/>
+            </w:pPr>
+            <w:r>
+              <w:rPr>
+                <w:sz w:val="18"/>
+              </w:rPr>
+              <w:t xml:space="preserve">409</w:t>
+            </w:r>
+          </w:p>
+        </w:tc>
+        <w:tc>
           <w:tcPr/>
           <w:p>
             <w:pPr>
               <w:pStyle w:val="Compact"/>
-              <w:jc w:val="left"/>
-            </w:pPr>
-            <w:r>
-              <w:t xml:space="preserve">409</w:t>
+              <w:spacing w:before="20" w:after="20"/>
+              <w:jc w:val="left"/>
+            </w:pPr>
+            <w:r>
+              <w:rPr>
+                <w:rStyle w:val="VerbatimChar"/>
+                <w:sz w:val="18"/>
+              </w:rPr>
+              <w:t xml:space="preserve">CONFLICT</w:t>
             </w:r>
           </w:p>
         </w:tc>
@@ -9082,13 +10462,27 @@
           <w:p>
             <w:pPr>
               <w:pStyle w:val="Compact"/>
+              <w:spacing w:before="20" w:after="20"/>
               <w:jc w:val="left"/>
             </w:pPr>
             <w:r>
               <w:rPr>
                 <w:rStyle w:val="VerbatimChar"/>
-              </w:rPr>
-              <w:t xml:space="preserve">CONFLICT</w:t>
+                <w:sz w:val="18"/>
+              </w:rPr>
+              <w:t xml:space="preserve">Idempotency-Key</w:t>
+            </w:r>
+            <w:r>
+              <w:rPr>
+                <w:sz w:val="18"/>
+              </w:rPr>
+              <w:t xml:space="preserve"> </w:t>
+            </w:r>
+            <w:r>
+              <w:rPr>
+                <w:sz w:val="18"/>
+              </w:rPr>
+              <w:t xml:space="preserve">of a failed attempt re-sent; quote already being paid; concurrent update</w:t>
             </w:r>
           </w:p>
         </w:tc>
@@ -9097,36 +10491,70 @@
           <w:p>
             <w:pPr>
               <w:pStyle w:val="Compact"/>
-              <w:jc w:val="left"/>
-            </w:pPr>
-            <w:r>
-              <w:t xml:space="preserve">Concurrent update of the same record</w:t>
-            </w:r>
-          </w:p>
-        </w:tc>
-        <w:tc>
-          <w:tcPr/>
-          <w:p>
-            <w:pPr>
-              <w:pStyle w:val="Compact"/>
-              <w:jc w:val="left"/>
-            </w:pPr>
-            <w:r>
-              <w:t xml:space="preserve">Retry after a short delay</w:t>
+              <w:spacing w:before="20" w:after="20"/>
+              <w:jc w:val="left"/>
+            </w:pPr>
+            <w:r>
+              <w:rPr>
+                <w:sz w:val="18"/>
+              </w:rPr>
+              <w:t xml:space="preserve">Use a new</w:t>
+            </w:r>
+            <w:r>
+              <w:rPr>
+                <w:sz w:val="18"/>
+              </w:rPr>
+              <w:t xml:space="preserve"> </w:t>
+            </w:r>
+            <w:r>
+              <w:rPr>
+                <w:rStyle w:val="VerbatimChar"/>
+                <w:sz w:val="18"/>
+              </w:rPr>
+              <w:t xml:space="preserve">Idempotency-Key</w:t>
+            </w:r>
+            <w:r>
+              <w:rPr>
+                <w:sz w:val="18"/>
+              </w:rPr>
+              <w:t xml:space="preserve">, or wait and check</w:t>
             </w:r>
           </w:p>
         </w:tc>
       </w:tr>
       <w:tr>
         <w:tc>
+          <w:tcPr>
+            <w:noWrap/>
+          </w:tcPr>
+          <w:p>
+            <w:pPr>
+              <w:pStyle w:val="Compact"/>
+              <w:spacing w:before="20" w:after="20"/>
+              <w:jc w:val="left"/>
+            </w:pPr>
+            <w:r>
+              <w:rPr>
+                <w:sz w:val="18"/>
+              </w:rPr>
+              <w:t xml:space="preserve">415</w:t>
+            </w:r>
+          </w:p>
+        </w:tc>
+        <w:tc>
           <w:tcPr/>
           <w:p>
             <w:pPr>
               <w:pStyle w:val="Compact"/>
-              <w:jc w:val="left"/>
-            </w:pPr>
-            <w:r>
-              <w:t xml:space="preserve">415</w:t>
+              <w:spacing w:before="20" w:after="20"/>
+              <w:jc w:val="left"/>
+            </w:pPr>
+            <w:r>
+              <w:rPr>
+                <w:rStyle w:val="VerbatimChar"/>
+                <w:sz w:val="18"/>
+              </w:rPr>
+              <w:t xml:space="preserve">UNSUPPORTED_MEDIA_TYPE</w:t>
             </w:r>
           </w:p>
         </w:tc>
@@ -9135,13 +10563,27 @@
           <w:p>
             <w:pPr>
               <w:pStyle w:val="Compact"/>
-              <w:jc w:val="left"/>
-            </w:pPr>
+              <w:spacing w:before="20" w:after="20"/>
+              <w:jc w:val="left"/>
+            </w:pPr>
+            <w:r>
+              <w:rPr>
+                <w:sz w:val="18"/>
+              </w:rPr>
+              <w:t xml:space="preserve">Body sent without</w:t>
+            </w:r>
+            <w:r>
+              <w:rPr>
+                <w:sz w:val="18"/>
+              </w:rPr>
+              <w:t xml:space="preserve"> </w:t>
+            </w:r>
             <w:r>
               <w:rPr>
                 <w:rStyle w:val="VerbatimChar"/>
-              </w:rPr>
-              <w:t xml:space="preserve">UNSUPPORTED_MEDIA_TYPE</w:t>
+                <w:sz w:val="18"/>
+              </w:rPr>
+              <w:t xml:space="preserve">Content-Type: application/json</w:t>
             </w:r>
           </w:p>
         </w:tc>
@@ -9150,30 +10592,13 @@
           <w:p>
             <w:pPr>
               <w:pStyle w:val="Compact"/>
-              <w:jc w:val="left"/>
-            </w:pPr>
-            <w:r>
-              <w:t xml:space="preserve">Body sent without</w:t>
-            </w:r>
-            <w:r>
-              <w:t xml:space="preserve"> </w:t>
-            </w:r>
-            <w:r>
-              <w:rPr>
-                <w:rStyle w:val="VerbatimChar"/>
-              </w:rPr>
-              <w:t xml:space="preserve">Content-Type: application/json</w:t>
-            </w:r>
-          </w:p>
-        </w:tc>
-        <w:tc>
-          <w:tcPr/>
-          <w:p>
-            <w:pPr>
-              <w:pStyle w:val="Compact"/>
-              <w:jc w:val="left"/>
-            </w:pPr>
-            <w:r>
+              <w:spacing w:before="20" w:after="20"/>
+              <w:jc w:val="left"/>
+            </w:pPr>
+            <w:r>
+              <w:rPr>
+                <w:sz w:val="18"/>
+              </w:rPr>
               <w:t xml:space="preserve">Set the header</w:t>
             </w:r>
           </w:p>
@@ -9181,14 +10606,37 @@
       </w:tr>
       <w:tr>
         <w:tc>
+          <w:tcPr>
+            <w:noWrap/>
+          </w:tcPr>
+          <w:p>
+            <w:pPr>
+              <w:pStyle w:val="Compact"/>
+              <w:spacing w:before="20" w:after="20"/>
+              <w:jc w:val="left"/>
+            </w:pPr>
+            <w:r>
+              <w:rPr>
+                <w:sz w:val="18"/>
+              </w:rPr>
+              <w:t xml:space="preserve">422</w:t>
+            </w:r>
+          </w:p>
+        </w:tc>
+        <w:tc>
           <w:tcPr/>
           <w:p>
             <w:pPr>
               <w:pStyle w:val="Compact"/>
-              <w:jc w:val="left"/>
-            </w:pPr>
-            <w:r>
-              <w:t xml:space="preserve">422</w:t>
+              <w:spacing w:before="20" w:after="20"/>
+              <w:jc w:val="left"/>
+            </w:pPr>
+            <w:r>
+              <w:rPr>
+                <w:rStyle w:val="VerbatimChar"/>
+                <w:sz w:val="18"/>
+              </w:rPr>
+              <w:t xml:space="preserve">BUSINESS_RULE_VIOLATION</w:t>
             </w:r>
           </w:p>
         </w:tc>
@@ -9197,13 +10645,14 @@
           <w:p>
             <w:pPr>
               <w:pStyle w:val="Compact"/>
-              <w:jc w:val="left"/>
-            </w:pPr>
-            <w:r>
-              <w:rPr>
-                <w:rStyle w:val="VerbatimChar"/>
-              </w:rPr>
-              <w:t xml:space="preserve">BUSINESS_RULE_VIOLATION</w:t>
+              <w:spacing w:before="20" w:after="20"/>
+              <w:jc w:val="left"/>
+            </w:pPr>
+            <w:r>
+              <w:rPr>
+                <w:sz w:val="18"/>
+              </w:rPr>
+              <w:t xml:space="preserve">Product not sold on this channel; quote expired; quote already bought ("Quote is converted"); sum insured above the online limit; physical damage without a recorded inspection</w:t>
             </w:r>
           </w:p>
         </w:tc>
@@ -9212,21 +10661,13 @@
           <w:p>
             <w:pPr>
               <w:pStyle w:val="Compact"/>
-              <w:jc w:val="left"/>
-            </w:pPr>
-            <w:r>
-              <w:t xml:space="preserve">Product not sold on this channel ("… is not sold on channel partner_api"); "Quote expired — please re-quote"; "Quote is converted" (already bought); sum insured above the online limit ("refer to underwriter")</w:t>
-            </w:r>
-          </w:p>
-        </w:tc>
-        <w:tc>
-          <w:tcPr/>
-          <w:p>
-            <w:pPr>
-              <w:pStyle w:val="Compact"/>
-              <w:jc w:val="left"/>
-            </w:pPr>
-            <w:r>
+              <w:spacing w:before="20" w:after="20"/>
+              <w:jc w:val="left"/>
+            </w:pPr>
+            <w:r>
+              <w:rPr>
+                <w:sz w:val="18"/>
+              </w:rPr>
               <w:t xml:space="preserve">Re-quote or change the request</w:t>
             </w:r>
           </w:p>
@@ -9234,14 +10675,37 @@
       </w:tr>
       <w:tr>
         <w:tc>
+          <w:tcPr>
+            <w:noWrap/>
+          </w:tcPr>
+          <w:p>
+            <w:pPr>
+              <w:pStyle w:val="Compact"/>
+              <w:spacing w:before="20" w:after="20"/>
+              <w:jc w:val="left"/>
+            </w:pPr>
+            <w:r>
+              <w:rPr>
+                <w:sz w:val="18"/>
+              </w:rPr>
+              <w:t xml:space="preserve">429</w:t>
+            </w:r>
+          </w:p>
+        </w:tc>
+        <w:tc>
           <w:tcPr/>
           <w:p>
             <w:pPr>
               <w:pStyle w:val="Compact"/>
-              <w:jc w:val="left"/>
-            </w:pPr>
-            <w:r>
-              <w:t xml:space="preserve">429</w:t>
+              <w:spacing w:before="20" w:after="20"/>
+              <w:jc w:val="left"/>
+            </w:pPr>
+            <w:r>
+              <w:rPr>
+                <w:rStyle w:val="VerbatimChar"/>
+                <w:sz w:val="18"/>
+              </w:rPr>
+              <w:t xml:space="preserve">RATE_LIMITED</w:t>
             </w:r>
           </w:p>
         </w:tc>
@@ -9250,51 +10714,54 @@
           <w:p>
             <w:pPr>
               <w:pStyle w:val="Compact"/>
-              <w:jc w:val="left"/>
-            </w:pPr>
+              <w:spacing w:before="20" w:after="20"/>
+              <w:jc w:val="left"/>
+            </w:pPr>
+            <w:r>
+              <w:rPr>
+                <w:sz w:val="18"/>
+              </w:rPr>
+              <w:t xml:space="preserve">Too many requests (default 300 per minute per client IP)</w:t>
+            </w:r>
+          </w:p>
+        </w:tc>
+        <w:tc>
+          <w:tcPr/>
+          <w:p>
+            <w:pPr>
+              <w:pStyle w:val="Compact"/>
+              <w:spacing w:before="20" w:after="20"/>
+              <w:jc w:val="left"/>
+            </w:pPr>
+            <w:r>
+              <w:rPr>
+                <w:sz w:val="18"/>
+              </w:rPr>
+              <w:t xml:space="preserve">Wait for the</w:t>
+            </w:r>
+            <w:r>
+              <w:rPr>
+                <w:sz w:val="18"/>
+              </w:rPr>
+              <w:t xml:space="preserve"> </w:t>
+            </w:r>
             <w:r>
               <w:rPr>
                 <w:rStyle w:val="VerbatimChar"/>
-              </w:rPr>
-              <w:t xml:space="preserve">RATE_LIMITED</w:t>
-            </w:r>
-          </w:p>
-        </w:tc>
-        <w:tc>
-          <w:tcPr/>
-          <w:p>
-            <w:pPr>
-              <w:pStyle w:val="Compact"/>
-              <w:jc w:val="left"/>
-            </w:pPr>
-            <w:r>
-              <w:t xml:space="preserve">Too many requests (default 300 per minute per client IP)</w:t>
-            </w:r>
-          </w:p>
-        </w:tc>
-        <w:tc>
-          <w:tcPr/>
-          <w:p>
-            <w:pPr>
-              <w:pStyle w:val="Compact"/>
-              <w:jc w:val="left"/>
-            </w:pPr>
-            <w:r>
-              <w:t xml:space="preserve">Wait for the</w:t>
-            </w:r>
-            <w:r>
+                <w:sz w:val="18"/>
+              </w:rPr>
+              <w:t xml:space="preserve">Retry-After</w:t>
+            </w:r>
+            <w:r>
+              <w:rPr>
+                <w:sz w:val="18"/>
+              </w:rPr>
               <w:t xml:space="preserve"> </w:t>
             </w:r>
             <w:r>
               <w:rPr>
-                <w:rStyle w:val="VerbatimChar"/>
-              </w:rPr>
-              <w:t xml:space="preserve">Retry-After</w:t>
-            </w:r>
-            <w:r>
-              <w:t xml:space="preserve"> </w:t>
-            </w:r>
-            <w:r>
+                <w:sz w:val="18"/>
+              </w:rPr>
               <w:t xml:space="preserve">seconds, then retry with back-off</w:t>
             </w:r>
           </w:p>
@@ -9302,14 +10769,37 @@
       </w:tr>
       <w:tr>
         <w:tc>
+          <w:tcPr>
+            <w:noWrap/>
+          </w:tcPr>
+          <w:p>
+            <w:pPr>
+              <w:pStyle w:val="Compact"/>
+              <w:spacing w:before="20" w:after="20"/>
+              <w:jc w:val="left"/>
+            </w:pPr>
+            <w:r>
+              <w:rPr>
+                <w:sz w:val="18"/>
+              </w:rPr>
+              <w:t xml:space="preserve">503</w:t>
+            </w:r>
+          </w:p>
+        </w:tc>
+        <w:tc>
           <w:tcPr/>
           <w:p>
             <w:pPr>
               <w:pStyle w:val="Compact"/>
-              <w:jc w:val="left"/>
-            </w:pPr>
-            <w:r>
-              <w:t xml:space="preserve">503</w:t>
+              <w:spacing w:before="20" w:after="20"/>
+              <w:jc w:val="left"/>
+            </w:pPr>
+            <w:r>
+              <w:rPr>
+                <w:rStyle w:val="VerbatimChar"/>
+                <w:sz w:val="18"/>
+              </w:rPr>
+              <w:t xml:space="preserve">UPSTREAM_UNAVAILABLE</w:t>
             </w:r>
           </w:p>
         </w:tc>
@@ -9318,13 +10808,14 @@
           <w:p>
             <w:pPr>
               <w:pStyle w:val="Compact"/>
-              <w:jc w:val="left"/>
-            </w:pPr>
-            <w:r>
-              <w:rPr>
-                <w:rStyle w:val="VerbatimChar"/>
-              </w:rPr>
-              <w:t xml:space="preserve">UPSTREAM_UNAVAILABLE</w:t>
+              <w:spacing w:before="20" w:after="20"/>
+              <w:jc w:val="left"/>
+            </w:pPr>
+            <w:r>
+              <w:rPr>
+                <w:sz w:val="18"/>
+              </w:rPr>
+              <w:t xml:space="preserve">TASCO core temporarily unavailable</w:t>
             </w:r>
           </w:p>
         </w:tc>
@@ -9333,61 +10824,90 @@
           <w:p>
             <w:pPr>
               <w:pStyle w:val="Compact"/>
-              <w:jc w:val="left"/>
-            </w:pPr>
-            <w:r>
-              <w:t xml:space="preserve">Payment or TASCO core temporarily unavailable</w:t>
-            </w:r>
-          </w:p>
-        </w:tc>
-        <w:tc>
-          <w:tcPr/>
-          <w:p>
-            <w:pPr>
-              <w:pStyle w:val="Compact"/>
-              <w:jc w:val="left"/>
-            </w:pPr>
-            <w:r>
+              <w:spacing w:before="20" w:after="20"/>
+              <w:jc w:val="left"/>
+            </w:pPr>
+            <w:r>
+              <w:rPr>
+                <w:sz w:val="18"/>
+              </w:rPr>
               <w:t xml:space="preserve">Retry with exponential back-off. For orders, use a</w:t>
             </w:r>
             <w:r>
+              <w:rPr>
+                <w:sz w:val="18"/>
+              </w:rPr>
               <w:t xml:space="preserve"> </w:t>
             </w:r>
             <w:r>
               <w:rPr>
                 <w:bCs/>
                 <w:b/>
+                <w:sz w:val="18"/>
               </w:rPr>
               <w:t xml:space="preserve">new</w:t>
             </w:r>
             <w:r>
+              <w:rPr>
+                <w:sz w:val="18"/>
+              </w:rPr>
               <w:t xml:space="preserve"> </w:t>
             </w:r>
             <w:r>
               <w:rPr>
                 <w:rStyle w:val="VerbatimChar"/>
+                <w:sz w:val="18"/>
               </w:rPr>
               <w:t xml:space="preserve">Idempotency-Key</w:t>
             </w:r>
             <w:r>
+              <w:rPr>
+                <w:sz w:val="18"/>
+              </w:rPr>
               <w:t xml:space="preserve"> </w:t>
             </w:r>
             <w:r>
-              <w:t xml:space="preserve">(see §3.2 Failure handling).</w:t>
+              <w:rPr>
+                <w:sz w:val="18"/>
+              </w:rPr>
+              <w:t xml:space="preserve">(see Failure handling in section 3.2).</w:t>
             </w:r>
           </w:p>
         </w:tc>
       </w:tr>
       <w:tr>
         <w:tc>
+          <w:tcPr>
+            <w:noWrap/>
+          </w:tcPr>
+          <w:p>
+            <w:pPr>
+              <w:pStyle w:val="Compact"/>
+              <w:spacing w:before="20" w:after="20"/>
+              <w:jc w:val="left"/>
+            </w:pPr>
+            <w:r>
+              <w:rPr>
+                <w:sz w:val="18"/>
+              </w:rPr>
+              <w:t xml:space="preserve">500</w:t>
+            </w:r>
+          </w:p>
+        </w:tc>
+        <w:tc>
           <w:tcPr/>
           <w:p>
             <w:pPr>
               <w:pStyle w:val="Compact"/>
-              <w:jc w:val="left"/>
-            </w:pPr>
-            <w:r>
-              <w:t xml:space="preserve">500</w:t>
+              <w:spacing w:before="20" w:after="20"/>
+              <w:jc w:val="left"/>
+            </w:pPr>
+            <w:r>
+              <w:rPr>
+                <w:rStyle w:val="VerbatimChar"/>
+                <w:sz w:val="18"/>
+              </w:rPr>
+              <w:t xml:space="preserve">INTERNAL_ERROR</w:t>
             </w:r>
           </w:p>
         </w:tc>
@@ -9396,48 +10916,48 @@
           <w:p>
             <w:pPr>
               <w:pStyle w:val="Compact"/>
-              <w:jc w:val="left"/>
-            </w:pPr>
+              <w:spacing w:before="20" w:after="20"/>
+              <w:jc w:val="left"/>
+            </w:pPr>
+            <w:r>
+              <w:rPr>
+                <w:sz w:val="18"/>
+              </w:rPr>
+              <w:t xml:space="preserve">Unexpected error</w:t>
+            </w:r>
+          </w:p>
+        </w:tc>
+        <w:tc>
+          <w:tcPr/>
+          <w:p>
+            <w:pPr>
+              <w:pStyle w:val="Compact"/>
+              <w:spacing w:before="20" w:after="20"/>
+              <w:jc w:val="left"/>
+            </w:pPr>
+            <w:r>
+              <w:rPr>
+                <w:sz w:val="18"/>
+              </w:rPr>
+              <w:t xml:space="preserve">Retry once. If it persists, contact support with the</w:t>
+            </w:r>
+            <w:r>
+              <w:rPr>
+                <w:sz w:val="18"/>
+              </w:rPr>
+              <w:t xml:space="preserve"> </w:t>
+            </w:r>
             <w:r>
               <w:rPr>
                 <w:rStyle w:val="VerbatimChar"/>
-              </w:rPr>
-              <w:t xml:space="preserve">INTERNAL_ERROR</w:t>
-            </w:r>
-          </w:p>
-        </w:tc>
-        <w:tc>
-          <w:tcPr/>
-          <w:p>
-            <w:pPr>
-              <w:pStyle w:val="Compact"/>
-              <w:jc w:val="left"/>
-            </w:pPr>
-            <w:r>
-              <w:t xml:space="preserve">Unexpected error</w:t>
-            </w:r>
-          </w:p>
-        </w:tc>
-        <w:tc>
-          <w:tcPr/>
-          <w:p>
-            <w:pPr>
-              <w:pStyle w:val="Compact"/>
-              <w:jc w:val="left"/>
-            </w:pPr>
-            <w:r>
-              <w:t xml:space="preserve">Retry once. If it persists, contact support with the</w:t>
-            </w:r>
-            <w:r>
-              <w:t xml:space="preserve"> </w:t>
-            </w:r>
-            <w:r>
-              <w:rPr>
-                <w:rStyle w:val="VerbatimChar"/>
+                <w:sz w:val="18"/>
               </w:rPr>
               <w:t xml:space="preserve">requestId</w:t>
             </w:r>
             <w:r>
+              <w:rPr>
+                <w:sz w:val="18"/>
+              </w:rPr>
               <w:t xml:space="preserve">.</w:t>
             </w:r>
           </w:p>
@@ -9486,10 +11006,22 @@
         <w:t xml:space="preserve">503</w:t>
       </w:r>
       <w:r>
-        <w:t xml:space="preserve"> </w:t>
-      </w:r>
-      <w:r>
-        <w:t xml:space="preserve">and network timeouts. Use exponential back-off with jitter (1 s, 2 s, 4 s, 8 s; maximum 5 attempts).</w:t>
+        <w:t xml:space="preserve">, network timeouts and the</w:t>
+      </w:r>
+      <w:r>
+        <w:t xml:space="preserve"> </w:t>
+      </w:r>
+      <w:r>
+        <w:rPr>
+          <w:rStyle w:val="VerbatimChar"/>
+        </w:rPr>
+        <w:t xml:space="preserve">409</w:t>
+      </w:r>
+      <w:r>
+        <w:t xml:space="preserve"> </w:t>
+      </w:r>
+      <w:r>
+        <w:t xml:space="preserve">cases above. Use exponential back-off with jitter (1 s, 2 s, 4 s, 8 s; maximum 5 attempts).</w:t>
       </w:r>
     </w:p>
     <w:p>
@@ -9553,7 +11085,7 @@
         <w:t xml:space="preserve">503</w:t>
       </w:r>
       <w:r>
-        <w:t xml:space="preserve">, or a replay whose</w:t>
+        <w:t xml:space="preserve">, or</w:t>
       </w:r>
       <w:r>
         <w:t xml:space="preserve"> </w:t>
@@ -9562,25 +11094,13 @@
         <w:rPr>
           <w:rStyle w:val="VerbatimChar"/>
         </w:rPr>
-        <w:t xml:space="preserve">order.status</w:t>
-      </w:r>
-      <w:r>
-        <w:t xml:space="preserve"> </w:t>
-      </w:r>
-      <w:r>
-        <w:t xml:space="preserve">is not</w:t>
-      </w:r>
-      <w:r>
-        <w:t xml:space="preserve"> </w:t>
-      </w:r>
-      <w:r>
-        <w:rPr>
-          <w:rStyle w:val="VerbatimChar"/>
-        </w:rPr>
-        <w:t xml:space="preserve">completed</w:t>
-      </w:r>
-      <w:r>
-        <w:t xml:space="preserve">), use a</w:t>
+        <w:t xml:space="preserve">409</w:t>
+      </w:r>
+      <w:r>
+        <w:t xml:space="preserve"> </w:t>
+      </w:r>
+      <w:r>
+        <w:t xml:space="preserve">for a failed attempt), use a</w:t>
       </w:r>
       <w:r>
         <w:t xml:space="preserve"> </w:t>
@@ -9716,32 +11236,7 @@
         <w:pStyle w:val="Compact"/>
       </w:pPr>
       <w:r>
-        <w:t xml:space="preserve">Set</w:t>
-      </w:r>
-      <w:r>
-        <w:t xml:space="preserve"> </w:t>
-      </w:r>
-      <w:r>
-        <w:rPr>
-          <w:rStyle w:val="VerbatimChar"/>
-        </w:rPr>
-        <w:t xml:space="preserve">consentMarketing: true</w:t>
-      </w:r>
-      <w:r>
-        <w:t xml:space="preserve"> </w:t>
-      </w:r>
-      <w:r>
-        <w:rPr>
-          <w:bCs/>
-          <w:b/>
-        </w:rPr>
-        <w:t xml:space="preserve">only</w:t>
-      </w:r>
-      <w:r>
-        <w:t xml:space="preserve"> </w:t>
-      </w:r>
-      <w:r>
-        <w:t xml:space="preserve">when the customer explicitly agreed to marketing by TASCO/VETC.</w:t>
+        <w:t xml:space="preserve">The v1 API does not collect marketing consent for TASCO/VETC. Do not imply to customers that they will receive TASCO/VETC marketing.</w:t>
       </w:r>
     </w:p>
     <w:p>
@@ -9889,7 +11384,7 @@
         <w:t xml:space="preserve"> </w:t>
       </w:r>
       <w:r>
-        <w:t xml:space="preserve">and no second charge.</w:t>
+        <w:t xml:space="preserve">and no second issuance.</w:t>
       </w:r>
     </w:p>
     <w:p>
@@ -9973,7 +11468,7 @@
         <w:t xml:space="preserve">400</w:t>
       </w:r>
       <w:r>
-        <w:t xml:space="preserve">. Missing or invalid key: expect</w:t>
+        <w:t xml:space="preserve">. Missing or invalid API key: expect</w:t>
       </w:r>
       <w:r>
         <w:t xml:space="preserve"> </w:t>
@@ -9983,6 +11478,120 @@
           <w:rStyle w:val="VerbatimChar"/>
         </w:rPr>
         <w:t xml:space="preserve">401</w:t>
+      </w:r>
+      <w:r>
+        <w:t xml:space="preserve">. A key without the</w:t>
+      </w:r>
+      <w:r>
+        <w:t xml:space="preserve"> </w:t>
+      </w:r>
+      <w:r>
+        <w:rPr>
+          <w:rStyle w:val="VerbatimChar"/>
+        </w:rPr>
+        <w:t xml:space="preserve">purchase</w:t>
+      </w:r>
+      <w:r>
+        <w:t xml:space="preserve"> </w:t>
+      </w:r>
+      <w:r>
+        <w:t xml:space="preserve">scope on</w:t>
+      </w:r>
+      <w:r>
+        <w:t xml:space="preserve"> </w:t>
+      </w:r>
+      <w:r>
+        <w:rPr>
+          <w:rStyle w:val="VerbatimChar"/>
+        </w:rPr>
+        <w:t xml:space="preserve">POST /orders</w:t>
+      </w:r>
+      <w:r>
+        <w:t xml:space="preserve">: expect</w:t>
+      </w:r>
+      <w:r>
+        <w:t xml:space="preserve"> </w:t>
+      </w:r>
+      <w:r>
+        <w:rPr>
+          <w:rStyle w:val="VerbatimChar"/>
+        </w:rPr>
+        <w:t xml:space="preserve">403</w:t>
+      </w:r>
+      <w:r>
+        <w:t xml:space="preserve">.</w:t>
+      </w:r>
+    </w:p>
+    <w:p>
+      <w:pPr>
+        <w:numPr>
+          <w:ilvl w:val="0"/>
+          <w:numId w:val="1006"/>
+        </w:numPr>
+        <w:pStyle w:val="Compact"/>
+      </w:pPr>
+      <w:r>
+        <w:t xml:space="preserve">Simulate a failed order (sandbox issuance outage), then re-send the same</w:t>
+      </w:r>
+      <w:r>
+        <w:t xml:space="preserve"> </w:t>
+      </w:r>
+      <w:r>
+        <w:rPr>
+          <w:rStyle w:val="VerbatimChar"/>
+        </w:rPr>
+        <w:t xml:space="preserve">Idempotency-Key</w:t>
+      </w:r>
+      <w:r>
+        <w:t xml:space="preserve">: expect</w:t>
+      </w:r>
+      <w:r>
+        <w:t xml:space="preserve"> </w:t>
+      </w:r>
+      <w:r>
+        <w:rPr>
+          <w:rStyle w:val="VerbatimChar"/>
+        </w:rPr>
+        <w:t xml:space="preserve">409</w:t>
+      </w:r>
+      <w:r>
+        <w:t xml:space="preserve">. Retry with a new key: expect success.</w:t>
+      </w:r>
+    </w:p>
+    <w:p>
+      <w:pPr>
+        <w:numPr>
+          <w:ilvl w:val="0"/>
+          <w:numId w:val="1006"/>
+        </w:numPr>
+        <w:pStyle w:val="Compact"/>
+      </w:pPr>
+      <w:r>
+        <w:t xml:space="preserve">Quote</w:t>
+      </w:r>
+      <w:r>
+        <w:t xml:space="preserve"> </w:t>
+      </w:r>
+      <w:r>
+        <w:rPr>
+          <w:rStyle w:val="VerbatimChar"/>
+        </w:rPr>
+        <w:t xml:space="preserve">MOTOR_PD</w:t>
+      </w:r>
+      <w:r>
+        <w:t xml:space="preserve"> </w:t>
+      </w:r>
+      <w:r>
+        <w:t xml:space="preserve">and order it before an inspection is recorded: expect</w:t>
+      </w:r>
+      <w:r>
+        <w:t xml:space="preserve"> </w:t>
+      </w:r>
+      <w:r>
+        <w:rPr>
+          <w:rStyle w:val="VerbatimChar"/>
+        </w:rPr>
+        <w:t xml:space="preserve">422</w:t>
       </w:r>
       <w:r>
         <w:t xml:space="preserve">.</w:t>
@@ -10085,12 +11694,14 @@
           <w:p>
             <w:pPr>
               <w:pStyle w:val="Compact"/>
+              <w:spacing w:before="20" w:after="20"/>
               <w:jc w:val="left"/>
             </w:pPr>
             <w:r>
               <w:rPr>
                 <w:b/>
                 <w:color w:val="FFFFFF"/>
+                <w:sz w:val="18"/>
               </w:rPr>
               <w:t xml:space="preserve">Version</w:t>
             </w:r>
@@ -10103,12 +11714,14 @@
           <w:p>
             <w:pPr>
               <w:pStyle w:val="Compact"/>
+              <w:spacing w:before="20" w:after="20"/>
               <w:jc w:val="left"/>
             </w:pPr>
             <w:r>
               <w:rPr>
                 <w:b/>
                 <w:color w:val="FFFFFF"/>
+                <w:sz w:val="18"/>
               </w:rPr>
               <w:t xml:space="preserve">Date</w:t>
             </w:r>
@@ -10121,12 +11734,14 @@
           <w:p>
             <w:pPr>
               <w:pStyle w:val="Compact"/>
+              <w:spacing w:before="20" w:after="20"/>
               <w:jc w:val="left"/>
             </w:pPr>
             <w:r>
               <w:rPr>
                 <w:b/>
                 <w:color w:val="FFFFFF"/>
+                <w:sz w:val="18"/>
               </w:rPr>
               <w:t xml:space="preserve">Change</w:t>
             </w:r>
@@ -10135,14 +11750,36 @@
       </w:tr>
       <w:tr>
         <w:tc>
+          <w:tcPr>
+            <w:noWrap/>
+          </w:tcPr>
+          <w:p>
+            <w:pPr>
+              <w:pStyle w:val="Compact"/>
+              <w:spacing w:before="20" w:after="20"/>
+              <w:jc w:val="left"/>
+            </w:pPr>
+            <w:r>
+              <w:rPr>
+                <w:sz w:val="18"/>
+              </w:rPr>
+              <w:t xml:space="preserve">v1</w:t>
+            </w:r>
+          </w:p>
+        </w:tc>
+        <w:tc>
           <w:tcPr/>
           <w:p>
             <w:pPr>
               <w:pStyle w:val="Compact"/>
-              <w:jc w:val="left"/>
-            </w:pPr>
-            <w:r>
-              <w:t xml:space="preserve">v1</w:t>
+              <w:spacing w:before="20" w:after="20"/>
+              <w:jc w:val="left"/>
+            </w:pPr>
+            <w:r>
+              <w:rPr>
+                <w:sz w:val="18"/>
+              </w:rPr>
+              <w:t xml:space="preserve">October 2026</w:t>
             </w:r>
           </w:p>
         </w:tc>
@@ -10151,22 +11788,14 @@
           <w:p>
             <w:pPr>
               <w:pStyle w:val="Compact"/>
-              <w:jc w:val="left"/>
-            </w:pPr>
-            <w:r>
-              <w:t xml:space="preserve">2026-10</w:t>
-            </w:r>
-          </w:p>
-        </w:tc>
-        <w:tc>
-          <w:tcPr/>
-          <w:p>
-            <w:pPr>
-              <w:pStyle w:val="Compact"/>
-              <w:jc w:val="left"/>
-            </w:pPr>
-            <w:r>
-              <w:t xml:space="preserve">First release: quotes, orders (idempotent), policies, statement</w:t>
+              <w:spacing w:before="20" w:after="20"/>
+              <w:jc w:val="left"/>
+            </w:pPr>
+            <w:r>
+              <w:rPr>
+                <w:sz w:val="18"/>
+              </w:rPr>
+              <w:t xml:space="preserve">First release: quotes, orders (idempotent, partner-collected), policies, statement, scoped keys</w:t>
             </w:r>
           </w:p>
         </w:tc>
@@ -10196,7 +11825,7 @@
     </w:pPr>
     <w:r>
       <w:rPr>
-        <w:rFonts w:ascii="Arial" w:hAnsi="Arial"/>
+        <w:rFonts w:ascii="Calibri" w:hAnsi="Calibri"/>
         <w:sz w:val="16"/>
       </w:rPr>
       <w:t xml:space="preserve">Prepared by iorta TechNXT · Confidential · Page </w:t>
@@ -10241,7 +11870,7 @@
     </w:pPr>
     <w:r>
       <w:rPr>
-        <w:rFonts w:ascii="Arial" w:hAnsi="Arial"/>
+        <w:rFonts w:ascii="Calibri" w:hAnsi="Calibri"/>
         <w:color w:val="213368"/>
         <w:sz w:val="16"/>
       </w:rPr>
@@ -10563,9 +12192,9 @@
     <w:name w:val="Normal"/>
     <w:qFormat/>
     <w:rPr>
-      <w:rFonts w:ascii="Arial" w:cs="Arial" w:eastAsia="Arial" w:hAnsi="Arial"/>
+      <w:rFonts w:ascii="Calibri" w:cs="Calibri" w:eastAsia="Calibri" w:hAnsi="Calibri"/>
       <w:color w:val="121A33"/>
-      <w:sz w:val="21"/>
+      <w:sz w:val="22"/>
     </w:rPr>
   </w:style>
   <w:style w:styleId="BodyText" w:type="paragraph">
@@ -10577,9 +12206,9 @@
     </w:pPr>
     <w:qFormat/>
     <w:rPr>
-      <w:rFonts w:ascii="Arial" w:cs="Arial" w:eastAsia="Arial" w:hAnsi="Arial"/>
+      <w:rFonts w:ascii="Calibri" w:cs="Calibri" w:eastAsia="Calibri" w:hAnsi="Calibri"/>
       <w:color w:val="121A33"/>
-      <w:sz w:val="21"/>
+      <w:sz w:val="22"/>
     </w:rPr>
   </w:style>
   <w:style w:customStyle="1" w:styleId="FirstParagraph" w:type="paragraph">
@@ -10588,9 +12217,9 @@
     <w:next w:val="BodyText"/>
     <w:qFormat/>
     <w:rPr>
-      <w:rFonts w:ascii="Arial" w:cs="Arial" w:eastAsia="Arial" w:hAnsi="Arial"/>
+      <w:rFonts w:ascii="Calibri" w:cs="Calibri" w:eastAsia="Calibri" w:hAnsi="Calibri"/>
       <w:color w:val="121A33"/>
-      <w:sz w:val="21"/>
+      <w:sz w:val="22"/>
     </w:rPr>
   </w:style>
   <w:style w:customStyle="1" w:styleId="Compact" w:type="paragraph">
@@ -10601,9 +12230,9 @@
       <w:spacing w:after="36" w:before="36"/>
     </w:pPr>
     <w:rPr>
-      <w:rFonts w:ascii="Arial" w:cs="Arial" w:eastAsia="Arial" w:hAnsi="Arial"/>
+      <w:rFonts w:ascii="Calibri" w:cs="Calibri" w:eastAsia="Calibri" w:hAnsi="Calibri"/>
       <w:color w:val="121A33"/>
-      <w:sz w:val="21"/>
+      <w:sz w:val="22"/>
     </w:rPr>
   </w:style>
   <w:style w:styleId="Title" w:type="paragraph">
@@ -10618,11 +12247,11 @@
       <w:jc w:val="center"/>
     </w:pPr>
     <w:rPr>
-      <w:rFonts w:ascii="Arial" w:asciiTheme="majorHAnsi" w:cs="Arial" w:cstheme="majorBidi" w:eastAsia="Arial" w:eastAsiaTheme="majorEastAsia" w:hAnsi="Arial" w:hAnsiTheme="majorHAnsi"/>
+      <w:rFonts w:ascii="Calibri" w:asciiTheme="majorHAnsi" w:cs="Calibri" w:cstheme="majorBidi" w:eastAsia="Calibri" w:eastAsiaTheme="majorEastAsia" w:hAnsi="Calibri" w:hAnsiTheme="majorHAnsi"/>
       <w:b/>
       <w:bCs/>
       <w:color w:val="213368"/>
-      <w:sz w:val="48"/>
+      <w:sz w:val="52"/>
       <w:szCs w:val="36"/>
     </w:rPr>
   </w:style>
@@ -10638,7 +12267,7 @@
       <w:jc w:val="center"/>
     </w:pPr>
     <w:rPr>
-      <w:rFonts w:ascii="Arial" w:cs="Arial" w:eastAsia="Arial" w:hAnsi="Arial"/>
+      <w:rFonts w:ascii="Calibri" w:cs="Calibri" w:eastAsia="Calibri" w:hAnsi="Calibri"/>
       <w:b w:val="0"/>
       <w:color w:val="0B6B66"/>
       <w:sz w:val="26"/>
@@ -10907,9 +12536,9 @@
       <w:ind w:firstLine="0" w:left="480" w:right="480"/>
     </w:pPr>
     <w:rPr>
-      <w:rFonts w:ascii="Arial" w:cs="Arial" w:eastAsia="Arial" w:hAnsi="Arial"/>
+      <w:rFonts w:ascii="Calibri" w:cs="Calibri" w:eastAsia="Calibri" w:hAnsi="Calibri"/>
       <w:color w:val="121A33"/>
-      <w:sz w:val="21"/>
+      <w:sz w:val="22"/>
     </w:rPr>
   </w:style>
   <w:style w:styleId="FootnoteText" w:type="paragraph">
@@ -10932,7 +12561,7 @@
     <w:unhideWhenUsed/>
     <w:qFormat/>
     <w:rPr>
-      <w:rFonts w:ascii="Arial" w:cs="Arial" w:eastAsia="Arial" w:hAnsi="Arial"/>
+      <w:rFonts w:ascii="Calibri" w:cs="Calibri" w:eastAsia="Calibri" w:hAnsi="Calibri"/>
       <w:sz w:val="18"/>
     </w:rPr>
     <w:tblPr>
@@ -11028,7 +12657,8 @@
     <w:basedOn w:val="BodyTextChar"/>
     <w:rPr>
       <w:rFonts w:ascii="Consolas" w:cs="Consolas" w:eastAsia="Consolas" w:hAnsi="Consolas"/>
-      <w:sz w:val="17"/>
+      <w:color w:val="2A3A6E"/>
+      <w:sz w:val="18"/>
     </w:rPr>
   </w:style>
   <w:style w:customStyle="1" w:styleId="SectionNumber" w:type="character">
